--- a/practice/data/theory/jungol/03_고등/2주차/2026년_2차_고등_수업_학생용_2019-2025.docx
+++ b/practice/data/theory/jungol/03_고등/2주차/2026년_2차_고등_수업_학생용_2019-2025.docx
@@ -9687,6 +9687,24 @@
     </w:p>
     <w:p>
       <w:pPr>
+        <w:rPr>
+          <w:rFonts w:ascii="Consolas" w:eastAsiaTheme="minorHAnsi" w:hAnsi="Consolas" w:cs="Consolas"/>
+          <w:sz w:val="24"/>
+          <w:szCs w:val="24"/>
+        </w:rPr>
+      </w:pPr>
+    </w:p>
+    <w:p>
+      <w:pPr>
+        <w:rPr>
+          <w:rFonts w:ascii="Consolas" w:eastAsiaTheme="minorHAnsi" w:hAnsi="Consolas" w:cs="Consolas" w:hint="eastAsia"/>
+          <w:sz w:val="24"/>
+          <w:szCs w:val="24"/>
+        </w:rPr>
+      </w:pPr>
+    </w:p>
+    <w:p>
+      <w:pPr>
         <w:pStyle w:val="a7"/>
         <w:numPr>
           <w:ilvl w:val="0"/>
@@ -10677,6 +10695,177 @@
     </w:p>
     <w:p>
       <w:pPr>
+        <w:rPr>
+          <w:rFonts w:ascii="Consolas" w:eastAsiaTheme="minorHAnsi" w:hAnsi="Consolas" w:cs="Consolas"/>
+          <w:sz w:val="24"/>
+          <w:szCs w:val="24"/>
+        </w:rPr>
+      </w:pPr>
+    </w:p>
+    <w:p>
+      <w:pPr>
+        <w:rPr>
+          <w:rFonts w:ascii="Consolas" w:eastAsiaTheme="minorHAnsi" w:hAnsi="Consolas" w:cs="Consolas"/>
+          <w:sz w:val="24"/>
+          <w:szCs w:val="24"/>
+        </w:rPr>
+      </w:pPr>
+    </w:p>
+    <w:p>
+      <w:pPr>
+        <w:rPr>
+          <w:rFonts w:ascii="Consolas" w:eastAsiaTheme="minorHAnsi" w:hAnsi="Consolas" w:cs="Consolas"/>
+          <w:sz w:val="24"/>
+          <w:szCs w:val="24"/>
+        </w:rPr>
+      </w:pPr>
+    </w:p>
+    <w:p>
+      <w:pPr>
+        <w:rPr>
+          <w:rFonts w:ascii="Consolas" w:eastAsiaTheme="minorHAnsi" w:hAnsi="Consolas" w:cs="Consolas"/>
+          <w:sz w:val="24"/>
+          <w:szCs w:val="24"/>
+        </w:rPr>
+      </w:pPr>
+    </w:p>
+    <w:p>
+      <w:pPr>
+        <w:rPr>
+          <w:rFonts w:ascii="Consolas" w:eastAsiaTheme="minorHAnsi" w:hAnsi="Consolas" w:cs="Consolas"/>
+          <w:sz w:val="24"/>
+          <w:szCs w:val="24"/>
+        </w:rPr>
+      </w:pPr>
+    </w:p>
+    <w:p>
+      <w:pPr>
+        <w:rPr>
+          <w:rFonts w:ascii="Consolas" w:eastAsiaTheme="minorHAnsi" w:hAnsi="Consolas" w:cs="Consolas"/>
+          <w:sz w:val="24"/>
+          <w:szCs w:val="24"/>
+        </w:rPr>
+      </w:pPr>
+    </w:p>
+    <w:p>
+      <w:pPr>
+        <w:rPr>
+          <w:rFonts w:ascii="Consolas" w:eastAsiaTheme="minorHAnsi" w:hAnsi="Consolas" w:cs="Consolas"/>
+          <w:sz w:val="24"/>
+          <w:szCs w:val="24"/>
+        </w:rPr>
+      </w:pPr>
+    </w:p>
+    <w:p>
+      <w:pPr>
+        <w:rPr>
+          <w:rFonts w:ascii="Consolas" w:eastAsiaTheme="minorHAnsi" w:hAnsi="Consolas" w:cs="Consolas"/>
+          <w:sz w:val="24"/>
+          <w:szCs w:val="24"/>
+        </w:rPr>
+      </w:pPr>
+    </w:p>
+    <w:p>
+      <w:pPr>
+        <w:rPr>
+          <w:rFonts w:ascii="Consolas" w:eastAsiaTheme="minorHAnsi" w:hAnsi="Consolas" w:cs="Consolas"/>
+          <w:sz w:val="24"/>
+          <w:szCs w:val="24"/>
+        </w:rPr>
+      </w:pPr>
+    </w:p>
+    <w:p>
+      <w:pPr>
+        <w:rPr>
+          <w:rFonts w:ascii="Consolas" w:eastAsiaTheme="minorHAnsi" w:hAnsi="Consolas" w:cs="Consolas"/>
+          <w:sz w:val="24"/>
+          <w:szCs w:val="24"/>
+        </w:rPr>
+      </w:pPr>
+    </w:p>
+    <w:p>
+      <w:pPr>
+        <w:rPr>
+          <w:rFonts w:ascii="Consolas" w:eastAsiaTheme="minorHAnsi" w:hAnsi="Consolas" w:cs="Consolas"/>
+          <w:sz w:val="24"/>
+          <w:szCs w:val="24"/>
+        </w:rPr>
+      </w:pPr>
+    </w:p>
+    <w:p>
+      <w:pPr>
+        <w:rPr>
+          <w:rFonts w:ascii="Consolas" w:eastAsiaTheme="minorHAnsi" w:hAnsi="Consolas" w:cs="Consolas"/>
+          <w:sz w:val="24"/>
+          <w:szCs w:val="24"/>
+        </w:rPr>
+      </w:pPr>
+    </w:p>
+    <w:p>
+      <w:pPr>
+        <w:rPr>
+          <w:rFonts w:ascii="Consolas" w:eastAsiaTheme="minorHAnsi" w:hAnsi="Consolas" w:cs="Consolas"/>
+          <w:sz w:val="24"/>
+          <w:szCs w:val="24"/>
+        </w:rPr>
+      </w:pPr>
+    </w:p>
+    <w:p>
+      <w:pPr>
+        <w:rPr>
+          <w:rFonts w:ascii="Consolas" w:eastAsiaTheme="minorHAnsi" w:hAnsi="Consolas" w:cs="Consolas"/>
+          <w:sz w:val="24"/>
+          <w:szCs w:val="24"/>
+        </w:rPr>
+      </w:pPr>
+    </w:p>
+    <w:p>
+      <w:pPr>
+        <w:rPr>
+          <w:rFonts w:ascii="Consolas" w:eastAsiaTheme="minorHAnsi" w:hAnsi="Consolas" w:cs="Consolas"/>
+          <w:sz w:val="24"/>
+          <w:szCs w:val="24"/>
+        </w:rPr>
+      </w:pPr>
+    </w:p>
+    <w:p>
+      <w:pPr>
+        <w:rPr>
+          <w:rFonts w:ascii="Consolas" w:eastAsiaTheme="minorHAnsi" w:hAnsi="Consolas" w:cs="Consolas"/>
+          <w:sz w:val="24"/>
+          <w:szCs w:val="24"/>
+        </w:rPr>
+      </w:pPr>
+    </w:p>
+    <w:p>
+      <w:pPr>
+        <w:rPr>
+          <w:rFonts w:ascii="Consolas" w:eastAsiaTheme="minorHAnsi" w:hAnsi="Consolas" w:cs="Consolas"/>
+          <w:sz w:val="24"/>
+          <w:szCs w:val="24"/>
+        </w:rPr>
+      </w:pPr>
+    </w:p>
+    <w:p>
+      <w:pPr>
+        <w:rPr>
+          <w:rFonts w:ascii="Consolas" w:eastAsiaTheme="minorHAnsi" w:hAnsi="Consolas" w:cs="Consolas" w:hint="eastAsia"/>
+          <w:sz w:val="24"/>
+          <w:szCs w:val="24"/>
+        </w:rPr>
+      </w:pPr>
+    </w:p>
+    <w:p>
+      <w:pPr>
+        <w:rPr>
+          <w:rFonts w:ascii="Consolas" w:eastAsiaTheme="minorHAnsi" w:hAnsi="Consolas" w:cs="Consolas"/>
+          <w:sz w:val="24"/>
+          <w:szCs w:val="24"/>
+        </w:rPr>
+      </w:pPr>
+    </w:p>
+    <w:p>
+      <w:pPr>
         <w:pStyle w:val="a7"/>
         <w:numPr>
           <w:ilvl w:val="0"/>
@@ -10695,6 +10884,7 @@
           <w:sz w:val="24"/>
           <w:szCs w:val="24"/>
         </w:rPr>
+        <w:lastRenderedPageBreak/>
         <w:t>어떤</w:t>
       </w:r>
       <w:r>
@@ -12456,6 +12646,87 @@
     </w:p>
     <w:p>
       <w:pPr>
+        <w:rPr>
+          <w:rFonts w:ascii="Consolas" w:eastAsiaTheme="minorHAnsi" w:hAnsi="Consolas" w:cs="Consolas"/>
+          <w:sz w:val="24"/>
+          <w:szCs w:val="24"/>
+        </w:rPr>
+      </w:pPr>
+    </w:p>
+    <w:p>
+      <w:pPr>
+        <w:rPr>
+          <w:rFonts w:ascii="Consolas" w:eastAsiaTheme="minorHAnsi" w:hAnsi="Consolas" w:cs="Consolas"/>
+          <w:sz w:val="24"/>
+          <w:szCs w:val="24"/>
+        </w:rPr>
+      </w:pPr>
+    </w:p>
+    <w:p>
+      <w:pPr>
+        <w:rPr>
+          <w:rFonts w:ascii="Consolas" w:eastAsiaTheme="minorHAnsi" w:hAnsi="Consolas" w:cs="Consolas"/>
+          <w:sz w:val="24"/>
+          <w:szCs w:val="24"/>
+        </w:rPr>
+      </w:pPr>
+    </w:p>
+    <w:p>
+      <w:pPr>
+        <w:rPr>
+          <w:rFonts w:ascii="Consolas" w:eastAsiaTheme="minorHAnsi" w:hAnsi="Consolas" w:cs="Consolas"/>
+          <w:sz w:val="24"/>
+          <w:szCs w:val="24"/>
+        </w:rPr>
+      </w:pPr>
+    </w:p>
+    <w:p>
+      <w:pPr>
+        <w:rPr>
+          <w:rFonts w:ascii="Consolas" w:eastAsiaTheme="minorHAnsi" w:hAnsi="Consolas" w:cs="Consolas"/>
+          <w:sz w:val="24"/>
+          <w:szCs w:val="24"/>
+        </w:rPr>
+      </w:pPr>
+    </w:p>
+    <w:p>
+      <w:pPr>
+        <w:rPr>
+          <w:rFonts w:ascii="Consolas" w:eastAsiaTheme="minorHAnsi" w:hAnsi="Consolas" w:cs="Consolas"/>
+          <w:sz w:val="24"/>
+          <w:szCs w:val="24"/>
+        </w:rPr>
+      </w:pPr>
+    </w:p>
+    <w:p>
+      <w:pPr>
+        <w:rPr>
+          <w:rFonts w:ascii="Consolas" w:eastAsiaTheme="minorHAnsi" w:hAnsi="Consolas" w:cs="Consolas" w:hint="eastAsia"/>
+          <w:sz w:val="24"/>
+          <w:szCs w:val="24"/>
+        </w:rPr>
+      </w:pPr>
+    </w:p>
+    <w:p>
+      <w:pPr>
+        <w:rPr>
+          <w:rFonts w:ascii="Consolas" w:eastAsiaTheme="minorHAnsi" w:hAnsi="Consolas" w:cs="Consolas"/>
+          <w:sz w:val="24"/>
+          <w:szCs w:val="24"/>
+        </w:rPr>
+      </w:pPr>
+    </w:p>
+    <w:p>
+      <w:pPr>
+        <w:rPr>
+          <w:rFonts w:ascii="Consolas" w:eastAsiaTheme="minorHAnsi" w:hAnsi="Consolas" w:cs="Consolas"/>
+          <w:sz w:val="24"/>
+          <w:szCs w:val="24"/>
+        </w:rPr>
+      </w:pPr>
+    </w:p>
+    <w:p>
+      <w:pPr>
         <w:pStyle w:val="a7"/>
         <w:numPr>
           <w:ilvl w:val="0"/>
@@ -12474,7 +12745,6 @@
           <w:sz w:val="24"/>
           <w:szCs w:val="24"/>
         </w:rPr>
-        <w:lastRenderedPageBreak/>
         <w:t>7</w:t>
       </w:r>
       <w:r>
@@ -13025,8 +13295,11 @@
     </w:p>
     <w:p>
       <w:pPr>
-        <w:rPr>
-          <w:rFonts w:ascii="Consolas" w:eastAsiaTheme="minorHAnsi" w:hAnsi="Consolas" w:cs="Consolas"/>
+        <w:tabs>
+          <w:tab w:val="left" w:pos="5660"/>
+        </w:tabs>
+        <w:rPr>
+          <w:rFonts w:ascii="Consolas" w:eastAsiaTheme="minorHAnsi" w:hAnsi="Consolas" w:cs="Consolas" w:hint="eastAsia"/>
           <w:sz w:val="24"/>
           <w:szCs w:val="24"/>
         </w:rPr>
@@ -13034,128 +13307,37 @@
     </w:p>
     <w:p>
       <w:pPr>
-        <w:pStyle w:val="a7"/>
+        <w:rPr>
+          <w:rFonts w:ascii="Consolas" w:eastAsiaTheme="minorHAnsi" w:hAnsi="Consolas" w:cs="Consolas"/>
+          <w:sz w:val="24"/>
+          <w:szCs w:val="24"/>
+        </w:rPr>
+      </w:pPr>
+    </w:p>
+    <w:p>
+      <w:pPr>
+        <w:rPr>
+          <w:rFonts w:ascii="Consolas" w:eastAsiaTheme="minorHAnsi" w:hAnsi="Consolas" w:cs="Consolas" w:hint="eastAsia"/>
+          <w:sz w:val="24"/>
+          <w:szCs w:val="24"/>
+        </w:rPr>
+      </w:pPr>
+    </w:p>
+    <w:p>
+      <w:pPr>
+        <w:pStyle w:val="ab"/>
         <w:numPr>
           <w:ilvl w:val="0"/>
           <w:numId w:val="21"/>
         </w:numPr>
-        <w:ind w:leftChars="0"/>
-        <w:rPr>
-          <w:sz w:val="24"/>
-          <w:szCs w:val="24"/>
-        </w:rPr>
-      </w:pPr>
-      <w:r>
-        <w:rPr>
-          <w:sz w:val="24"/>
-          <w:szCs w:val="24"/>
-        </w:rPr>
-        <w:t>두</w:t>
-      </w:r>
-      <w:r>
-        <w:rPr>
-          <w:sz w:val="24"/>
-          <w:szCs w:val="24"/>
-        </w:rPr>
-        <w:t xml:space="preserve"> </w:t>
-      </w:r>
-      <w:r>
-        <w:rPr>
-          <w:sz w:val="24"/>
-          <w:szCs w:val="24"/>
-        </w:rPr>
-        <w:t>사람</w:t>
-      </w:r>
-      <w:r>
-        <w:rPr>
-          <w:sz w:val="24"/>
-          <w:szCs w:val="24"/>
-        </w:rPr>
-        <w:t xml:space="preserve"> A</w:t>
-      </w:r>
-      <w:r>
-        <w:rPr>
-          <w:sz w:val="24"/>
-          <w:szCs w:val="24"/>
-        </w:rPr>
-        <w:t>와</w:t>
-      </w:r>
-      <w:r>
-        <w:rPr>
-          <w:sz w:val="24"/>
-          <w:szCs w:val="24"/>
-        </w:rPr>
-        <w:t xml:space="preserve"> B</w:t>
-      </w:r>
-      <w:r>
-        <w:rPr>
-          <w:sz w:val="24"/>
-          <w:szCs w:val="24"/>
-        </w:rPr>
-        <w:t>가</w:t>
-      </w:r>
-      <w:r>
-        <w:rPr>
-          <w:sz w:val="24"/>
-          <w:szCs w:val="24"/>
-        </w:rPr>
-        <w:t xml:space="preserve"> </w:t>
-      </w:r>
-      <w:r>
-        <w:rPr>
-          <w:sz w:val="24"/>
-          <w:szCs w:val="24"/>
-        </w:rPr>
-        <w:t>다음과</w:t>
-      </w:r>
-      <w:r>
-        <w:rPr>
-          <w:sz w:val="24"/>
-          <w:szCs w:val="24"/>
-        </w:rPr>
-        <w:t xml:space="preserve"> </w:t>
-      </w:r>
-      <w:r>
-        <w:rPr>
-          <w:sz w:val="24"/>
-          <w:szCs w:val="24"/>
-        </w:rPr>
-        <w:t>같은</w:t>
-      </w:r>
-      <w:r>
-        <w:rPr>
-          <w:sz w:val="24"/>
-          <w:szCs w:val="24"/>
-        </w:rPr>
-        <w:t xml:space="preserve"> </w:t>
-      </w:r>
-      <w:r>
-        <w:rPr>
-          <w:sz w:val="24"/>
-          <w:szCs w:val="24"/>
-        </w:rPr>
-        <w:t>게임을</w:t>
-      </w:r>
-      <w:r>
-        <w:rPr>
-          <w:sz w:val="24"/>
-          <w:szCs w:val="24"/>
-        </w:rPr>
-        <w:t xml:space="preserve"> </w:t>
-      </w:r>
-      <w:r>
-        <w:rPr>
-          <w:sz w:val="24"/>
-          <w:szCs w:val="24"/>
-        </w:rPr>
-        <w:t>한다</w:t>
-      </w:r>
-      <w:r>
-        <w:rPr>
-          <w:sz w:val="24"/>
-          <w:szCs w:val="24"/>
-        </w:rPr>
-        <w:t>.</w:t>
+      </w:pPr>
+      <w:bookmarkStart w:id="0" w:name="돌-가져가기-게임-9점"/>
+      <w:r>
+        <w:rPr>
+          <w:rFonts w:hint="eastAsia"/>
+        </w:rPr>
+        <w:lastRenderedPageBreak/>
+        <w:t>스택(Stack)이 하나 있다. 스택은 자연수를 넣었다가 뺄 수 있는 자료 구조이며, 나중에 넣은 원소가 먼저 나온다는 특징이 있다.</w:t>
       </w:r>
     </w:p>
     <w:p>
@@ -13163,86 +13345,123 @@
         <w:pStyle w:val="ab"/>
       </w:pPr>
       <w:r>
-        <w:t xml:space="preserve">처음에 탁자 위에 </w:t>
-      </w:r>
-      <m:oMath>
-        <m:r>
-          <w:rPr>
-            <w:rFonts w:ascii="Cambria Math" w:hAnsi="Cambria Math"/>
-          </w:rPr>
-          <m:t>n</m:t>
-        </m:r>
-      </m:oMath>
-      <w:r>
-        <w:t>개의 돌이 있다.</w:t>
+        <w:rPr>
+          <w:rFonts w:hint="eastAsia"/>
+        </w:rPr>
+        <w:t>처음에 스택은 비어 있었고, 이후 스택에 아래 연산을 순서대로 진행했다.</w:t>
       </w:r>
     </w:p>
     <w:p>
       <w:pPr>
         <w:pStyle w:val="ab"/>
-      </w:pPr>
-      <w:r>
-        <w:t>A부터 시작해서 번갈아 가면서 게임을 진행한다. A는 자신의 차례에 13의 배수인 양수 개수의 돌만 가져갈 수 있다. B는 자신의 차례에 9의 배수인 양수 개수의 돌만 가져갈 수 있다. 자신의 차례에 돌을 가져갈</w:t>
-      </w:r>
-      <w:r>
-        <w:t xml:space="preserve"> 수 없는 사람이 진다.</w:t>
+        <w:numPr>
+          <w:ilvl w:val="0"/>
+          <w:numId w:val="27"/>
+        </w:numPr>
+      </w:pPr>
+      <w:r>
+        <w:rPr>
+          <w:rFonts w:hint="eastAsia"/>
+        </w:rPr>
+        <w:t>1, 2, 3, 4를 차례대로 스택에 넣었다.</w:t>
       </w:r>
     </w:p>
     <w:p>
       <w:pPr>
         <w:pStyle w:val="ab"/>
-      </w:pPr>
-      <w:r>
-        <w:t>A와 B 모두 항상 자신이 이기기 위해 최선을 다한다.</w:t>
+        <w:numPr>
+          <w:ilvl w:val="0"/>
+          <w:numId w:val="27"/>
+        </w:numPr>
+      </w:pPr>
+      <w:r>
+        <w:rPr>
+          <w:rFonts w:hint="eastAsia"/>
+        </w:rPr>
+        <w:t>스택에서 자연수 2개를 뺐다.</w:t>
       </w:r>
     </w:p>
     <w:p>
       <w:pPr>
         <w:pStyle w:val="ab"/>
-        <w:rPr>
-          <w:lang w:eastAsia="ko-KR"/>
-        </w:rPr>
-      </w:pPr>
-      <w:r>
-        <w:t xml:space="preserve">1 이상 1000 이하의 모든 자연수 </w:t>
-      </w:r>
-      <m:oMath>
-        <m:r>
-          <w:rPr>
-            <w:rFonts w:ascii="Cambria Math" w:hAnsi="Cambria Math"/>
-          </w:rPr>
-          <m:t>n</m:t>
-        </m:r>
-      </m:oMath>
-      <w:r>
-        <w:t xml:space="preserve"> 가운데, 위와 같은 게임에서 A가 이기도록 하는 </w:t>
-      </w:r>
-      <m:oMath>
-        <m:r>
-          <w:rPr>
-            <w:rFonts w:ascii="Cambria Math" w:hAnsi="Cambria Math"/>
-          </w:rPr>
-          <m:t>n</m:t>
-        </m:r>
-      </m:oMath>
-      <w:r>
-        <w:t>의 개수는?</w:t>
+        <w:numPr>
+          <w:ilvl w:val="0"/>
+          <w:numId w:val="27"/>
+        </w:numPr>
+      </w:pPr>
+      <w:r>
+        <w:rPr>
+          <w:rFonts w:hint="eastAsia"/>
+        </w:rPr>
+        <w:t>5, 6, 7, 8, 9를 차례대로 스택에 넣었다.</w:t>
       </w:r>
     </w:p>
     <w:p>
       <w:pPr>
-        <w:rPr>
-          <w:rFonts w:ascii="Consolas" w:eastAsiaTheme="minorHAnsi" w:hAnsi="Consolas" w:cs="Consolas" w:hint="eastAsia"/>
-          <w:sz w:val="24"/>
-          <w:szCs w:val="24"/>
-        </w:rPr>
-      </w:pPr>
-      <w:bookmarkStart w:id="0" w:name="_GoBack"/>
+        <w:pStyle w:val="ab"/>
+        <w:numPr>
+          <w:ilvl w:val="0"/>
+          <w:numId w:val="27"/>
+        </w:numPr>
+      </w:pPr>
+      <w:r>
+        <w:rPr>
+          <w:rFonts w:hint="eastAsia"/>
+        </w:rPr>
+        <w:t>스택에서 자연수 3개를 뺐다.</w:t>
+      </w:r>
+      <w:bookmarkStart w:id="1" w:name="_GoBack"/>
+      <w:bookmarkEnd w:id="1"/>
+    </w:p>
+    <w:p>
+      <w:pPr>
+        <w:pStyle w:val="ab"/>
+        <w:numPr>
+          <w:ilvl w:val="0"/>
+          <w:numId w:val="27"/>
+        </w:numPr>
+      </w:pPr>
+      <w:r>
+        <w:rPr>
+          <w:rFonts w:hint="eastAsia"/>
+        </w:rPr>
+        <w:t>10, 11을 스택에 넣었다.</w:t>
+      </w:r>
+    </w:p>
+    <w:p>
+      <w:pPr>
+        <w:pStyle w:val="ab"/>
+        <w:numPr>
+          <w:ilvl w:val="0"/>
+          <w:numId w:val="27"/>
+        </w:numPr>
+      </w:pPr>
+      <w:r>
+        <w:rPr>
+          <w:rFonts w:hint="eastAsia"/>
+        </w:rPr>
+        <w:t>스택에 있는 모든 자연수를 뺐다.</w:t>
+      </w:r>
+    </w:p>
+    <w:p>
+      <w:pPr>
+        <w:pStyle w:val="ab"/>
+        <w:rPr>
+          <w:rFonts w:hint="eastAsia"/>
+          <w:lang w:eastAsia="ko-KR"/>
+        </w:rPr>
+      </w:pPr>
+      <w:r>
+        <w:rPr>
+          <w:rFonts w:hint="eastAsia"/>
+        </w:rPr>
+        <w:t>이때, 다음 보기 중 옳지 않은 것은?</w:t>
+      </w:r>
       <w:bookmarkEnd w:id="0"/>
     </w:p>
     <w:tbl>
       <w:tblPr>
-        <w:tblW w:w="9360" w:type="dxa"/>
+        <w:tblW w:w="9771" w:type="dxa"/>
         <w:tblBorders>
           <w:top w:val="single" w:sz="8" w:space="0" w:color="000000"/>
           <w:left w:val="single" w:sz="8" w:space="0" w:color="000000"/>
@@ -13255,20 +13474,19 @@
         <w:tblLook w:val="0600" w:firstRow="0" w:lastRow="0" w:firstColumn="0" w:lastColumn="0" w:noHBand="1" w:noVBand="1"/>
       </w:tblPr>
       <w:tblGrid>
-        <w:gridCol w:w="1872"/>
-        <w:gridCol w:w="1872"/>
-        <w:gridCol w:w="1872"/>
-        <w:gridCol w:w="1872"/>
-        <w:gridCol w:w="1872"/>
+        <w:gridCol w:w="9771"/>
       </w:tblGrid>
       <w:tr>
+        <w:trPr>
+          <w:trHeight w:val="432"/>
+        </w:trPr>
         <w:tc>
           <w:tcPr>
-            <w:tcW w:w="1872" w:type="dxa"/>
+            <w:tcW w:w="9771" w:type="dxa"/>
             <w:tcBorders>
               <w:top w:val="single" w:sz="8" w:space="0" w:color="FFFFFF"/>
               <w:left w:val="single" w:sz="8" w:space="0" w:color="FFFFFF"/>
-              <w:bottom w:val="single" w:sz="4" w:space="0" w:color="auto"/>
+              <w:bottom w:val="single" w:sz="8" w:space="0" w:color="FFFFFF"/>
               <w:right w:val="single" w:sz="8" w:space="0" w:color="FFFFFF"/>
             </w:tcBorders>
             <w:shd w:val="clear" w:color="auto" w:fill="auto"/>
@@ -13284,36 +13502,41 @@
               <w:widowControl w:val="0"/>
               <w:spacing w:line="240" w:lineRule="auto"/>
               <w:rPr>
-                <w:rFonts w:ascii="Consolas" w:eastAsiaTheme="minorHAnsi" w:hAnsi="Consolas" w:cs="Consolas"/>
+                <w:rFonts w:asciiTheme="minorHAnsi" w:eastAsiaTheme="minorHAnsi" w:hAnsiTheme="minorHAnsi" w:cs="Consolas"/>
                 <w:sz w:val="24"/>
                 <w:szCs w:val="24"/>
               </w:rPr>
             </w:pPr>
             <w:r>
               <w:rPr>
-                <w:rFonts w:ascii="Consolas" w:eastAsiaTheme="minorHAnsi" w:hAnsi="Consolas" w:cs="Consolas"/>
+                <w:rFonts w:asciiTheme="minorHAnsi" w:eastAsiaTheme="minorHAnsi" w:hAnsiTheme="minorHAnsi" w:cs="Consolas"/>
                 <w:sz w:val="24"/>
                 <w:szCs w:val="24"/>
               </w:rPr>
-              <w:t>정답</w:t>
+              <w:t xml:space="preserve">① </w:t>
             </w:r>
             <w:r>
               <w:rPr>
-                <w:rFonts w:ascii="Consolas" w:eastAsiaTheme="minorHAnsi" w:hAnsi="Consolas" w:cs="Consolas"/>
+                <w:rFonts w:asciiTheme="minorHAnsi" w:eastAsiaTheme="minorHAnsi" w:hAnsiTheme="minorHAnsi" w:cs="Consolas" w:hint="eastAsia"/>
                 <w:sz w:val="24"/>
                 <w:szCs w:val="24"/>
               </w:rPr>
-              <w:t xml:space="preserve">: </w:t>
+              <w:t>스택에서 다섯 번째로 빠져나온 자연수는 7이다.</w:t>
             </w:r>
           </w:p>
         </w:tc>
+      </w:tr>
+      <w:tr>
+        <w:trPr>
+          <w:trHeight w:val="145"/>
+        </w:trPr>
         <w:tc>
           <w:tcPr>
-            <w:tcW w:w="1872" w:type="dxa"/>
+            <w:tcW w:w="9771" w:type="dxa"/>
             <w:tcBorders>
               <w:top w:val="single" w:sz="8" w:space="0" w:color="FFFFFF"/>
               <w:left w:val="single" w:sz="8" w:space="0" w:color="FFFFFF"/>
-              <w:bottom w:val="single" w:sz="4" w:space="0" w:color="auto"/>
+              <w:bottom w:val="single" w:sz="8" w:space="0" w:color="FFFFFF"/>
               <w:right w:val="single" w:sz="8" w:space="0" w:color="FFFFFF"/>
             </w:tcBorders>
             <w:shd w:val="clear" w:color="auto" w:fill="auto"/>
@@ -13329,20 +13552,38 @@
               <w:widowControl w:val="0"/>
               <w:spacing w:line="240" w:lineRule="auto"/>
               <w:rPr>
-                <w:rFonts w:ascii="Consolas" w:eastAsiaTheme="minorHAnsi" w:hAnsi="Consolas" w:cs="Consolas"/>
+                <w:rFonts w:asciiTheme="minorHAnsi" w:eastAsiaTheme="minorHAnsi" w:hAnsiTheme="minorHAnsi" w:cs="Consolas"/>
                 <w:sz w:val="24"/>
                 <w:szCs w:val="24"/>
               </w:rPr>
             </w:pPr>
+            <w:r>
+              <w:rPr>
+                <w:rFonts w:asciiTheme="minorHAnsi" w:eastAsiaTheme="minorHAnsi" w:hAnsiTheme="minorHAnsi" w:cs="Consolas"/>
+                <w:sz w:val="24"/>
+                <w:szCs w:val="24"/>
+              </w:rPr>
+              <w:t xml:space="preserve">② </w:t>
+            </w:r>
+            <w:r>
+              <w:rPr>
+                <w:rFonts w:asciiTheme="minorHAnsi" w:eastAsiaTheme="minorHAnsi" w:hAnsiTheme="minorHAnsi" w:cs="Consolas" w:hint="eastAsia"/>
+                <w:sz w:val="24"/>
+                <w:szCs w:val="24"/>
+              </w:rPr>
+              <w:t>스택에서 여섯 번째로 빠져나온 자연수는 11이다.</w:t>
+            </w:r>
           </w:p>
         </w:tc>
+      </w:tr>
+      <w:tr>
         <w:tc>
           <w:tcPr>
-            <w:tcW w:w="1872" w:type="dxa"/>
+            <w:tcW w:w="9771" w:type="dxa"/>
             <w:tcBorders>
               <w:top w:val="single" w:sz="8" w:space="0" w:color="FFFFFF"/>
               <w:left w:val="single" w:sz="8" w:space="0" w:color="FFFFFF"/>
-              <w:bottom w:val="single" w:sz="4" w:space="0" w:color="auto"/>
+              <w:bottom w:val="single" w:sz="8" w:space="0" w:color="FFFFFF"/>
               <w:right w:val="single" w:sz="8" w:space="0" w:color="FFFFFF"/>
             </w:tcBorders>
             <w:shd w:val="clear" w:color="auto" w:fill="auto"/>
@@ -13358,20 +13599,40 @@
               <w:widowControl w:val="0"/>
               <w:spacing w:line="240" w:lineRule="auto"/>
               <w:rPr>
-                <w:rFonts w:ascii="Consolas" w:eastAsiaTheme="minorHAnsi" w:hAnsi="Consolas" w:cs="Consolas"/>
+                <w:rFonts w:asciiTheme="minorHAnsi" w:eastAsiaTheme="minorHAnsi" w:hAnsiTheme="minorHAnsi" w:cs="Consolas" w:hint="eastAsia"/>
                 <w:sz w:val="24"/>
                 <w:szCs w:val="24"/>
               </w:rPr>
             </w:pPr>
+            <w:r>
+              <w:rPr>
+                <w:rFonts w:asciiTheme="minorHAnsi" w:eastAsiaTheme="minorHAnsi" w:hAnsiTheme="minorHAnsi" w:cs="Consolas"/>
+                <w:bCs/>
+                <w:sz w:val="24"/>
+                <w:szCs w:val="24"/>
+              </w:rPr>
+              <w:t xml:space="preserve">③ </w:t>
+            </w:r>
+            <w:r>
+              <w:rPr>
+                <w:rFonts w:asciiTheme="minorHAnsi" w:eastAsiaTheme="minorHAnsi" w:hAnsiTheme="minorHAnsi" w:cs="Consolas" w:hint="eastAsia"/>
+                <w:bCs/>
+                <w:sz w:val="24"/>
+                <w:szCs w:val="24"/>
+              </w:rPr>
+              <w:t>스택에서 마지막에서 세 번째로 빠져나온 자연수는 6이다.</w:t>
+            </w:r>
           </w:p>
         </w:tc>
+      </w:tr>
+      <w:tr>
         <w:tc>
           <w:tcPr>
-            <w:tcW w:w="1872" w:type="dxa"/>
+            <w:tcW w:w="9771" w:type="dxa"/>
             <w:tcBorders>
               <w:top w:val="single" w:sz="8" w:space="0" w:color="FFFFFF"/>
               <w:left w:val="single" w:sz="8" w:space="0" w:color="FFFFFF"/>
-              <w:bottom w:val="single" w:sz="4" w:space="0" w:color="auto"/>
+              <w:bottom w:val="single" w:sz="8" w:space="0" w:color="FFFFFF"/>
               <w:right w:val="single" w:sz="8" w:space="0" w:color="FFFFFF"/>
             </w:tcBorders>
             <w:shd w:val="clear" w:color="auto" w:fill="auto"/>
@@ -13387,20 +13648,38 @@
               <w:widowControl w:val="0"/>
               <w:spacing w:line="240" w:lineRule="auto"/>
               <w:rPr>
-                <w:rFonts w:ascii="Consolas" w:eastAsiaTheme="minorHAnsi" w:hAnsi="Consolas" w:cs="Consolas"/>
+                <w:rFonts w:asciiTheme="minorHAnsi" w:eastAsiaTheme="minorHAnsi" w:hAnsiTheme="minorHAnsi" w:cs="Consolas"/>
                 <w:sz w:val="24"/>
                 <w:szCs w:val="24"/>
               </w:rPr>
             </w:pPr>
+            <w:r>
+              <w:rPr>
+                <w:rFonts w:asciiTheme="minorHAnsi" w:eastAsiaTheme="minorHAnsi" w:hAnsiTheme="minorHAnsi" w:cs="Consolas"/>
+                <w:sz w:val="24"/>
+                <w:szCs w:val="24"/>
+              </w:rPr>
+              <w:t xml:space="preserve">④ </w:t>
+            </w:r>
+            <w:r>
+              <w:rPr>
+                <w:rFonts w:asciiTheme="minorHAnsi" w:eastAsiaTheme="minorHAnsi" w:hAnsiTheme="minorHAnsi" w:cs="Consolas" w:hint="eastAsia"/>
+                <w:sz w:val="24"/>
+                <w:szCs w:val="24"/>
+              </w:rPr>
+              <w:t>자연수 10은 자연수 6보다 먼저 스택에서 빠져나왔다.</w:t>
+            </w:r>
           </w:p>
         </w:tc>
+      </w:tr>
+      <w:tr>
         <w:tc>
           <w:tcPr>
-            <w:tcW w:w="1872" w:type="dxa"/>
+            <w:tcW w:w="9771" w:type="dxa"/>
             <w:tcBorders>
               <w:top w:val="single" w:sz="8" w:space="0" w:color="FFFFFF"/>
               <w:left w:val="single" w:sz="8" w:space="0" w:color="FFFFFF"/>
-              <w:bottom w:val="single" w:sz="4" w:space="0" w:color="auto"/>
+              <w:bottom w:val="single" w:sz="8" w:space="0" w:color="FFFFFF"/>
               <w:right w:val="single" w:sz="8" w:space="0" w:color="FFFFFF"/>
             </w:tcBorders>
             <w:shd w:val="clear" w:color="auto" w:fill="auto"/>
@@ -13416,24 +13695,31 @@
               <w:widowControl w:val="0"/>
               <w:spacing w:line="240" w:lineRule="auto"/>
               <w:rPr>
-                <w:rFonts w:ascii="Consolas" w:eastAsiaTheme="minorHAnsi" w:hAnsi="Consolas" w:cs="Consolas"/>
+                <w:rFonts w:asciiTheme="minorHAnsi" w:eastAsiaTheme="minorHAnsi" w:hAnsiTheme="minorHAnsi" w:cs="Consolas"/>
                 <w:sz w:val="24"/>
                 <w:szCs w:val="24"/>
               </w:rPr>
             </w:pPr>
+            <w:r>
+              <w:rPr>
+                <w:rFonts w:asciiTheme="minorHAnsi" w:eastAsiaTheme="minorHAnsi" w:hAnsiTheme="minorHAnsi" w:cs="Consolas"/>
+                <w:sz w:val="24"/>
+                <w:szCs w:val="24"/>
+              </w:rPr>
+              <w:t xml:space="preserve">⑤ </w:t>
+            </w:r>
+            <w:r>
+              <w:rPr>
+                <w:rFonts w:asciiTheme="minorHAnsi" w:eastAsiaTheme="minorHAnsi" w:hAnsiTheme="minorHAnsi" w:cs="Consolas" w:hint="eastAsia"/>
+                <w:sz w:val="24"/>
+                <w:szCs w:val="24"/>
+              </w:rPr>
+              <w:t>스택에서 세 번째로 빠져나온 자연수와 네 번째로 빠져나온 자연수의 차는 1이다.</w:t>
+            </w:r>
           </w:p>
         </w:tc>
       </w:tr>
     </w:tbl>
-    <w:p>
-      <w:pPr>
-        <w:rPr>
-          <w:rFonts w:ascii="Consolas" w:eastAsiaTheme="minorHAnsi" w:hAnsi="Consolas" w:cs="Consolas"/>
-          <w:sz w:val="24"/>
-          <w:szCs w:val="24"/>
-        </w:rPr>
-      </w:pPr>
-    </w:p>
     <w:p>
       <w:pPr>
         <w:tabs>
@@ -13451,8 +13737,6 @@
       <w:headerReference w:type="default" r:id="rId9"/>
       <w:footerReference w:type="even" r:id="rId10"/>
       <w:footerReference w:type="default" r:id="rId11"/>
-      <w:headerReference w:type="first" r:id="rId12"/>
-      <w:footerReference w:type="first" r:id="rId13"/>
       <w:pgSz w:w="12240" w:h="15840"/>
       <w:pgMar w:top="1440" w:right="1440" w:bottom="1440" w:left="1440" w:header="720" w:footer="680" w:gutter="0"/>
       <w:pgNumType w:start="1"/>
@@ -13598,7 +13882,7 @@
                 <w:bCs/>
                 <w:noProof/>
               </w:rPr>
-              <w:t>5</w:t>
+              <w:t>6</w:t>
             </w:r>
             <w:r>
               <w:rPr>
@@ -13754,7 +14038,7 @@
                 <w:bCs/>
                 <w:noProof/>
               </w:rPr>
-              <w:t>3</w:t>
+              <w:t>5</w:t>
             </w:r>
             <w:r>
               <w:rPr>
@@ -13802,7 +14086,7 @@
                 <w:bCs/>
                 <w:noProof/>
               </w:rPr>
-              <w:t>5</w:t>
+              <w:t>6</w:t>
             </w:r>
             <w:r>
               <w:rPr>
@@ -13888,16 +14172,6 @@
         <w:tab w:val="left" w:pos="1155"/>
       </w:tabs>
       <w:jc w:val="right"/>
-    </w:pPr>
-  </w:p>
-</w:ftr>
-</file>
-
-<file path=word/footer3.xml><?xml version="1.0" encoding="utf-8"?>
-<w:ftr xmlns:wpc="http://schemas.microsoft.com/office/word/2010/wordprocessingCanvas" xmlns:cx="http://schemas.microsoft.com/office/drawing/2014/chartex" xmlns:cx1="http://schemas.microsoft.com/office/drawing/2015/9/8/chartex" xmlns:mc="http://schemas.openxmlformats.org/markup-compatibility/2006" xmlns:o="urn:schemas-microsoft-com:office:office" xmlns:r="http://schemas.openxmlformats.org/officeDocument/2006/relationships" xmlns:m="http://schemas.openxmlformats.org/officeDocument/2006/math" xmlns:v="urn:schemas-microsoft-com:vml" xmlns:wp14="http://schemas.microsoft.com/office/word/2010/wordprocessingDrawing" xmlns:wp="http://schemas.openxmlformats.org/drawingml/2006/wordprocessingDrawing" xmlns:w10="urn:schemas-microsoft-com:office:word" xmlns:w="http://schemas.openxmlformats.org/wordprocessingml/2006/main" xmlns:w14="http://schemas.microsoft.com/office/word/2010/wordml" xmlns:w15="http://schemas.microsoft.com/office/word/2012/wordml" xmlns:w16se="http://schemas.microsoft.com/office/word/2015/wordml/symex" xmlns:wpg="http://schemas.microsoft.com/office/word/2010/wordprocessingGroup" xmlns:wpi="http://schemas.microsoft.com/office/word/2010/wordprocessingInk" xmlns:wne="http://schemas.microsoft.com/office/word/2006/wordml" xmlns:wps="http://schemas.microsoft.com/office/word/2010/wordprocessingShape" mc:Ignorable="w14 w15 w16se wp14">
-  <w:p>
-    <w:pPr>
-      <w:pStyle w:val="a4"/>
     </w:pPr>
   </w:p>
 </w:ftr>
@@ -14053,16 +14327,6 @@
 </w:hdr>
 </file>
 
-<file path=word/header3.xml><?xml version="1.0" encoding="utf-8"?>
-<w:hdr xmlns:wpc="http://schemas.microsoft.com/office/word/2010/wordprocessingCanvas" xmlns:cx="http://schemas.microsoft.com/office/drawing/2014/chartex" xmlns:cx1="http://schemas.microsoft.com/office/drawing/2015/9/8/chartex" xmlns:mc="http://schemas.openxmlformats.org/markup-compatibility/2006" xmlns:o="urn:schemas-microsoft-com:office:office" xmlns:r="http://schemas.openxmlformats.org/officeDocument/2006/relationships" xmlns:m="http://schemas.openxmlformats.org/officeDocument/2006/math" xmlns:v="urn:schemas-microsoft-com:vml" xmlns:wp14="http://schemas.microsoft.com/office/word/2010/wordprocessingDrawing" xmlns:wp="http://schemas.openxmlformats.org/drawingml/2006/wordprocessingDrawing" xmlns:w10="urn:schemas-microsoft-com:office:word" xmlns:w="http://schemas.openxmlformats.org/wordprocessingml/2006/main" xmlns:w14="http://schemas.microsoft.com/office/word/2010/wordml" xmlns:w15="http://schemas.microsoft.com/office/word/2012/wordml" xmlns:w16se="http://schemas.microsoft.com/office/word/2015/wordml/symex" xmlns:wpg="http://schemas.microsoft.com/office/word/2010/wordprocessingGroup" xmlns:wpi="http://schemas.microsoft.com/office/word/2010/wordprocessingInk" xmlns:wne="http://schemas.microsoft.com/office/word/2006/wordml" xmlns:wps="http://schemas.microsoft.com/office/word/2010/wordprocessingShape" mc:Ignorable="w14 w15 w16se wp14">
-  <w:p>
-    <w:pPr>
-      <w:pStyle w:val="a3"/>
-    </w:pPr>
-  </w:p>
-</w:hdr>
-</file>
-
 <file path=word/numbering.xml><?xml version="1.0" encoding="utf-8"?>
 <w:numbering xmlns:wpc="http://schemas.microsoft.com/office/word/2010/wordprocessingCanvas" xmlns:cx="http://schemas.microsoft.com/office/drawing/2014/chartex" xmlns:cx1="http://schemas.microsoft.com/office/drawing/2015/9/8/chartex" xmlns:mc="http://schemas.openxmlformats.org/markup-compatibility/2006" xmlns:o="urn:schemas-microsoft-com:office:office" xmlns:r="http://schemas.openxmlformats.org/officeDocument/2006/relationships" xmlns:m="http://schemas.openxmlformats.org/officeDocument/2006/math" xmlns:v="urn:schemas-microsoft-com:vml" xmlns:wp14="http://schemas.microsoft.com/office/word/2010/wordprocessingDrawing" xmlns:wp="http://schemas.openxmlformats.org/drawingml/2006/wordprocessingDrawing" xmlns:w10="urn:schemas-microsoft-com:office:word" xmlns:w="http://schemas.openxmlformats.org/wordprocessingml/2006/main" xmlns:w14="http://schemas.microsoft.com/office/word/2010/wordml" xmlns:w15="http://schemas.microsoft.com/office/word/2012/wordml" xmlns:w16se="http://schemas.microsoft.com/office/word/2015/wordml/symex" xmlns:wpg="http://schemas.microsoft.com/office/word/2010/wordprocessingGroup" xmlns:wpi="http://schemas.microsoft.com/office/word/2010/wordprocessingInk" xmlns:wne="http://schemas.microsoft.com/office/word/2006/wordml" xmlns:wps="http://schemas.microsoft.com/office/word/2010/wordprocessingShape" mc:Ignorable="w14 w15 w16se wp14">
   <w:abstractNum w:abstractNumId="0" w15:restartNumberingAfterBreak="0">
@@ -14382,6 +14646,119 @@
     </w:lvl>
   </w:abstractNum>
   <w:abstractNum w:abstractNumId="3" w15:restartNumberingAfterBreak="0">
+    <w:nsid w:val="1A8D5A9E"/>
+    <w:multiLevelType w:val="hybridMultilevel"/>
+    <w:tmpl w:val="3578A570"/>
+    <w:lvl w:ilvl="0" w:tplc="04090001">
+      <w:start w:val="1"/>
+      <w:numFmt w:val="bullet"/>
+      <w:lvlText w:val=""/>
+      <w:lvlJc w:val="left"/>
+      <w:pPr>
+        <w:ind w:left="1020" w:hanging="400"/>
+      </w:pPr>
+      <w:rPr>
+        <w:rFonts w:ascii="Wingdings" w:hAnsi="Wingdings" w:hint="default"/>
+      </w:rPr>
+    </w:lvl>
+    <w:lvl w:ilvl="1" w:tplc="04090003" w:tentative="1">
+      <w:start w:val="1"/>
+      <w:numFmt w:val="bullet"/>
+      <w:lvlText w:val=""/>
+      <w:lvlJc w:val="left"/>
+      <w:pPr>
+        <w:ind w:left="1420" w:hanging="400"/>
+      </w:pPr>
+      <w:rPr>
+        <w:rFonts w:ascii="Wingdings" w:hAnsi="Wingdings" w:hint="default"/>
+      </w:rPr>
+    </w:lvl>
+    <w:lvl w:ilvl="2" w:tplc="04090005" w:tentative="1">
+      <w:start w:val="1"/>
+      <w:numFmt w:val="bullet"/>
+      <w:lvlText w:val=""/>
+      <w:lvlJc w:val="left"/>
+      <w:pPr>
+        <w:ind w:left="1820" w:hanging="400"/>
+      </w:pPr>
+      <w:rPr>
+        <w:rFonts w:ascii="Wingdings" w:hAnsi="Wingdings" w:hint="default"/>
+      </w:rPr>
+    </w:lvl>
+    <w:lvl w:ilvl="3" w:tplc="04090001" w:tentative="1">
+      <w:start w:val="1"/>
+      <w:numFmt w:val="bullet"/>
+      <w:lvlText w:val=""/>
+      <w:lvlJc w:val="left"/>
+      <w:pPr>
+        <w:ind w:left="2220" w:hanging="400"/>
+      </w:pPr>
+      <w:rPr>
+        <w:rFonts w:ascii="Wingdings" w:hAnsi="Wingdings" w:hint="default"/>
+      </w:rPr>
+    </w:lvl>
+    <w:lvl w:ilvl="4" w:tplc="04090003" w:tentative="1">
+      <w:start w:val="1"/>
+      <w:numFmt w:val="bullet"/>
+      <w:lvlText w:val=""/>
+      <w:lvlJc w:val="left"/>
+      <w:pPr>
+        <w:ind w:left="2620" w:hanging="400"/>
+      </w:pPr>
+      <w:rPr>
+        <w:rFonts w:ascii="Wingdings" w:hAnsi="Wingdings" w:hint="default"/>
+      </w:rPr>
+    </w:lvl>
+    <w:lvl w:ilvl="5" w:tplc="04090005" w:tentative="1">
+      <w:start w:val="1"/>
+      <w:numFmt w:val="bullet"/>
+      <w:lvlText w:val=""/>
+      <w:lvlJc w:val="left"/>
+      <w:pPr>
+        <w:ind w:left="3020" w:hanging="400"/>
+      </w:pPr>
+      <w:rPr>
+        <w:rFonts w:ascii="Wingdings" w:hAnsi="Wingdings" w:hint="default"/>
+      </w:rPr>
+    </w:lvl>
+    <w:lvl w:ilvl="6" w:tplc="04090001" w:tentative="1">
+      <w:start w:val="1"/>
+      <w:numFmt w:val="bullet"/>
+      <w:lvlText w:val=""/>
+      <w:lvlJc w:val="left"/>
+      <w:pPr>
+        <w:ind w:left="3420" w:hanging="400"/>
+      </w:pPr>
+      <w:rPr>
+        <w:rFonts w:ascii="Wingdings" w:hAnsi="Wingdings" w:hint="default"/>
+      </w:rPr>
+    </w:lvl>
+    <w:lvl w:ilvl="7" w:tplc="04090003" w:tentative="1">
+      <w:start w:val="1"/>
+      <w:numFmt w:val="bullet"/>
+      <w:lvlText w:val=""/>
+      <w:lvlJc w:val="left"/>
+      <w:pPr>
+        <w:ind w:left="3820" w:hanging="400"/>
+      </w:pPr>
+      <w:rPr>
+        <w:rFonts w:ascii="Wingdings" w:hAnsi="Wingdings" w:hint="default"/>
+      </w:rPr>
+    </w:lvl>
+    <w:lvl w:ilvl="8" w:tplc="04090005" w:tentative="1">
+      <w:start w:val="1"/>
+      <w:numFmt w:val="bullet"/>
+      <w:lvlText w:val=""/>
+      <w:lvlJc w:val="left"/>
+      <w:pPr>
+        <w:ind w:left="4220" w:hanging="400"/>
+      </w:pPr>
+      <w:rPr>
+        <w:rFonts w:ascii="Wingdings" w:hAnsi="Wingdings" w:hint="default"/>
+      </w:rPr>
+    </w:lvl>
+  </w:abstractNum>
+  <w:abstractNum w:abstractNumId="4" w15:restartNumberingAfterBreak="0">
     <w:nsid w:val="1CEB2313"/>
     <w:multiLevelType w:val="multilevel"/>
     <w:tmpl w:val="AD3A2E90"/>
@@ -14494,7 +14871,7 @@
       </w:rPr>
     </w:lvl>
   </w:abstractNum>
-  <w:abstractNum w:abstractNumId="4" w15:restartNumberingAfterBreak="0">
+  <w:abstractNum w:abstractNumId="5" w15:restartNumberingAfterBreak="0">
     <w:nsid w:val="1DD7762F"/>
     <w:multiLevelType w:val="hybridMultilevel"/>
     <w:tmpl w:val="74B4792E"/>
@@ -14580,7 +14957,7 @@
       </w:pPr>
     </w:lvl>
   </w:abstractNum>
-  <w:abstractNum w:abstractNumId="5" w15:restartNumberingAfterBreak="0">
+  <w:abstractNum w:abstractNumId="6" w15:restartNumberingAfterBreak="0">
     <w:nsid w:val="213810F8"/>
     <w:multiLevelType w:val="multilevel"/>
     <w:tmpl w:val="3DF8CA9C"/>
@@ -14693,7 +15070,7 @@
       </w:rPr>
     </w:lvl>
   </w:abstractNum>
-  <w:abstractNum w:abstractNumId="6" w15:restartNumberingAfterBreak="0">
+  <w:abstractNum w:abstractNumId="7" w15:restartNumberingAfterBreak="0">
     <w:nsid w:val="38D322CD"/>
     <w:multiLevelType w:val="multilevel"/>
     <w:tmpl w:val="B7A012B2"/>
@@ -14806,7 +15183,7 @@
       </w:rPr>
     </w:lvl>
   </w:abstractNum>
-  <w:abstractNum w:abstractNumId="7" w15:restartNumberingAfterBreak="0">
+  <w:abstractNum w:abstractNumId="8" w15:restartNumberingAfterBreak="0">
     <w:nsid w:val="4469374C"/>
     <w:multiLevelType w:val="multilevel"/>
     <w:tmpl w:val="16307FBA"/>
@@ -14919,7 +15296,7 @@
       </w:rPr>
     </w:lvl>
   </w:abstractNum>
-  <w:abstractNum w:abstractNumId="8" w15:restartNumberingAfterBreak="0">
+  <w:abstractNum w:abstractNumId="9" w15:restartNumberingAfterBreak="0">
     <w:nsid w:val="470C69C2"/>
     <w:multiLevelType w:val="multilevel"/>
     <w:tmpl w:val="2B2C9100"/>
@@ -15032,7 +15409,7 @@
       </w:rPr>
     </w:lvl>
   </w:abstractNum>
-  <w:abstractNum w:abstractNumId="9" w15:restartNumberingAfterBreak="0">
+  <w:abstractNum w:abstractNumId="10" w15:restartNumberingAfterBreak="0">
     <w:nsid w:val="4B8D19AF"/>
     <w:multiLevelType w:val="multilevel"/>
     <w:tmpl w:val="24D4547A"/>
@@ -15145,7 +15522,7 @@
       </w:rPr>
     </w:lvl>
   </w:abstractNum>
-  <w:abstractNum w:abstractNumId="10" w15:restartNumberingAfterBreak="0">
+  <w:abstractNum w:abstractNumId="11" w15:restartNumberingAfterBreak="0">
     <w:nsid w:val="4C3E3B18"/>
     <w:multiLevelType w:val="multilevel"/>
     <w:tmpl w:val="A58C7248"/>
@@ -15258,7 +15635,7 @@
       </w:rPr>
     </w:lvl>
   </w:abstractNum>
-  <w:abstractNum w:abstractNumId="11" w15:restartNumberingAfterBreak="0">
+  <w:abstractNum w:abstractNumId="12" w15:restartNumberingAfterBreak="0">
     <w:nsid w:val="51417699"/>
     <w:multiLevelType w:val="hybridMultilevel"/>
     <w:tmpl w:val="6310C8BC"/>
@@ -15350,7 +15727,7 @@
       </w:pPr>
     </w:lvl>
   </w:abstractNum>
-  <w:abstractNum w:abstractNumId="12" w15:restartNumberingAfterBreak="0">
+  <w:abstractNum w:abstractNumId="13" w15:restartNumberingAfterBreak="0">
     <w:nsid w:val="52327F9B"/>
     <w:multiLevelType w:val="hybridMultilevel"/>
     <w:tmpl w:val="CA048872"/>
@@ -15439,7 +15816,7 @@
       </w:pPr>
     </w:lvl>
   </w:abstractNum>
-  <w:abstractNum w:abstractNumId="13" w15:restartNumberingAfterBreak="0">
+  <w:abstractNum w:abstractNumId="14" w15:restartNumberingAfterBreak="0">
     <w:nsid w:val="532F7936"/>
     <w:multiLevelType w:val="hybridMultilevel"/>
     <w:tmpl w:val="CDDABEB0"/>
@@ -15525,7 +15902,7 @@
       </w:pPr>
     </w:lvl>
   </w:abstractNum>
-  <w:abstractNum w:abstractNumId="14" w15:restartNumberingAfterBreak="0">
+  <w:abstractNum w:abstractNumId="15" w15:restartNumberingAfterBreak="0">
     <w:nsid w:val="5D222322"/>
     <w:multiLevelType w:val="multilevel"/>
     <w:tmpl w:val="1012D82C"/>
@@ -15638,7 +16015,7 @@
       </w:rPr>
     </w:lvl>
   </w:abstractNum>
-  <w:abstractNum w:abstractNumId="15" w15:restartNumberingAfterBreak="0">
+  <w:abstractNum w:abstractNumId="16" w15:restartNumberingAfterBreak="0">
     <w:nsid w:val="62826B2F"/>
     <w:multiLevelType w:val="hybridMultilevel"/>
     <w:tmpl w:val="DB7A69B4"/>
@@ -15727,7 +16104,7 @@
       </w:pPr>
     </w:lvl>
   </w:abstractNum>
-  <w:abstractNum w:abstractNumId="16" w15:restartNumberingAfterBreak="0">
+  <w:abstractNum w:abstractNumId="17" w15:restartNumberingAfterBreak="0">
     <w:nsid w:val="66BE59A4"/>
     <w:multiLevelType w:val="hybridMultilevel"/>
     <w:tmpl w:val="84205730"/>
@@ -15840,7 +16217,7 @@
       </w:rPr>
     </w:lvl>
   </w:abstractNum>
-  <w:abstractNum w:abstractNumId="17" w15:restartNumberingAfterBreak="0">
+  <w:abstractNum w:abstractNumId="18" w15:restartNumberingAfterBreak="0">
     <w:nsid w:val="78EF2B21"/>
     <w:multiLevelType w:val="hybridMultilevel"/>
     <w:tmpl w:val="80B07CDA"/>
@@ -15926,7 +16303,7 @@
       </w:pPr>
     </w:lvl>
   </w:abstractNum>
-  <w:abstractNum w:abstractNumId="18" w15:restartNumberingAfterBreak="0">
+  <w:abstractNum w:abstractNumId="19" w15:restartNumberingAfterBreak="0">
     <w:nsid w:val="7B39041E"/>
     <w:multiLevelType w:val="multilevel"/>
     <w:tmpl w:val="26A63360"/>
@@ -16133,37 +16510,37 @@
     <w:abstractNumId w:val="1"/>
   </w:num>
   <w:num w:numId="2">
+    <w:abstractNumId w:val="7"/>
+  </w:num>
+  <w:num w:numId="3">
+    <w:abstractNumId w:val="8"/>
+  </w:num>
+  <w:num w:numId="4">
+    <w:abstractNumId w:val="10"/>
+  </w:num>
+  <w:num w:numId="5">
     <w:abstractNumId w:val="6"/>
   </w:num>
-  <w:num w:numId="3">
-    <w:abstractNumId w:val="7"/>
-  </w:num>
-  <w:num w:numId="4">
+  <w:num w:numId="6">
     <w:abstractNumId w:val="9"/>
-  </w:num>
-  <w:num w:numId="5">
-    <w:abstractNumId w:val="5"/>
-  </w:num>
-  <w:num w:numId="6">
-    <w:abstractNumId w:val="8"/>
   </w:num>
   <w:num w:numId="7">
     <w:abstractNumId w:val="0"/>
   </w:num>
   <w:num w:numId="8">
-    <w:abstractNumId w:val="10"/>
+    <w:abstractNumId w:val="11"/>
   </w:num>
   <w:num w:numId="9">
-    <w:abstractNumId w:val="14"/>
+    <w:abstractNumId w:val="15"/>
   </w:num>
   <w:num w:numId="10">
-    <w:abstractNumId w:val="18"/>
+    <w:abstractNumId w:val="19"/>
   </w:num>
   <w:num w:numId="11">
     <w:abstractNumId w:val="1"/>
   </w:num>
   <w:num w:numId="12">
-    <w:abstractNumId w:val="7"/>
+    <w:abstractNumId w:val="8"/>
     <w:lvlOverride w:ilvl="0">
       <w:startOverride w:val="1"/>
     </w:lvlOverride>
@@ -16196,7 +16573,7 @@
     <w:abstractNumId w:val="1"/>
   </w:num>
   <w:num w:numId="14">
-    <w:abstractNumId w:val="6"/>
+    <w:abstractNumId w:val="7"/>
     <w:lvlOverride w:ilvl="0">
       <w:startOverride w:val="1"/>
     </w:lvlOverride>
@@ -16229,37 +16606,40 @@
     <w:abstractNumId w:val="1"/>
   </w:num>
   <w:num w:numId="16">
-    <w:abstractNumId w:val="3"/>
+    <w:abstractNumId w:val="4"/>
   </w:num>
   <w:num w:numId="17">
     <w:abstractNumId w:val="1"/>
   </w:num>
   <w:num w:numId="18">
+    <w:abstractNumId w:val="13"/>
+  </w:num>
+  <w:num w:numId="19">
+    <w:abstractNumId w:val="16"/>
+  </w:num>
+  <w:num w:numId="20">
+    <w:abstractNumId w:val="18"/>
+  </w:num>
+  <w:num w:numId="21">
     <w:abstractNumId w:val="12"/>
   </w:num>
-  <w:num w:numId="19">
-    <w:abstractNumId w:val="15"/>
-  </w:num>
-  <w:num w:numId="20">
+  <w:num w:numId="22">
     <w:abstractNumId w:val="17"/>
   </w:num>
-  <w:num w:numId="21">
-    <w:abstractNumId w:val="11"/>
-  </w:num>
-  <w:num w:numId="22">
-    <w:abstractNumId w:val="16"/>
-  </w:num>
   <w:num w:numId="23">
-    <w:abstractNumId w:val="13"/>
+    <w:abstractNumId w:val="14"/>
   </w:num>
   <w:num w:numId="24">
-    <w:abstractNumId w:val="4"/>
+    <w:abstractNumId w:val="5"/>
   </w:num>
   <w:num w:numId="25">
     <w:abstractNumId w:val="2"/>
   </w:num>
   <w:num w:numId="26">
-    <w:abstractNumId w:val="11"/>
+    <w:abstractNumId w:val="12"/>
+  </w:num>
+  <w:num w:numId="27">
+    <w:abstractNumId w:val="3"/>
   </w:num>
 </w:numbering>
 </file>
@@ -17255,7 +17635,7 @@
 </file>
 
 <file path=customXml/itemProps1.xml><?xml version="1.0" encoding="utf-8"?>
-<ds:datastoreItem xmlns:ds="http://schemas.openxmlformats.org/officeDocument/2006/customXml" ds:itemID="{35927B75-9E7A-4FC8-92C6-814898D18861}">
+<ds:datastoreItem xmlns:ds="http://schemas.openxmlformats.org/officeDocument/2006/customXml" ds:itemID="{6C7D56B4-EB99-4510-8C17-DB1A77DBBB5E}">
   <ds:schemaRefs>
     <ds:schemaRef ds:uri="http://schemas.openxmlformats.org/officeDocument/2006/bibliography"/>
   </ds:schemaRefs>

--- a/practice/data/theory/jungol/03_고등/2주차/2026년_2차_고등_수업_학생용_2019-2025.docx
+++ b/practice/data/theory/jungol/03_고등/2주차/2026년_2차_고등_수업_학생용_2019-2025.docx
@@ -225,7 +225,7 @@
                 <w:sz w:val="28"/>
                 <w:szCs w:val="28"/>
               </w:rPr>
-              <w:t xml:space="preserve"> 12</w:t>
+              <w:t xml:space="preserve"> 13</w:t>
             </w:r>
           </w:p>
         </w:tc>
@@ -9697,7 +9697,7 @@
     <w:p>
       <w:pPr>
         <w:rPr>
-          <w:rFonts w:ascii="Consolas" w:eastAsiaTheme="minorHAnsi" w:hAnsi="Consolas" w:cs="Consolas" w:hint="eastAsia"/>
+          <w:rFonts w:ascii="Consolas" w:eastAsiaTheme="minorHAnsi" w:hAnsi="Consolas" w:cs="Consolas"/>
           <w:sz w:val="24"/>
           <w:szCs w:val="24"/>
         </w:rPr>
@@ -10849,7 +10849,7 @@
     <w:p>
       <w:pPr>
         <w:rPr>
-          <w:rFonts w:ascii="Consolas" w:eastAsiaTheme="minorHAnsi" w:hAnsi="Consolas" w:cs="Consolas" w:hint="eastAsia"/>
+          <w:rFonts w:ascii="Consolas" w:eastAsiaTheme="minorHAnsi" w:hAnsi="Consolas" w:cs="Consolas"/>
           <w:sz w:val="24"/>
           <w:szCs w:val="24"/>
         </w:rPr>
@@ -12701,7 +12701,7 @@
     <w:p>
       <w:pPr>
         <w:rPr>
-          <w:rFonts w:ascii="Consolas" w:eastAsiaTheme="minorHAnsi" w:hAnsi="Consolas" w:cs="Consolas" w:hint="eastAsia"/>
+          <w:rFonts w:ascii="Consolas" w:eastAsiaTheme="minorHAnsi" w:hAnsi="Consolas" w:cs="Consolas"/>
           <w:sz w:val="24"/>
           <w:szCs w:val="24"/>
         </w:rPr>
@@ -13299,7 +13299,7 @@
           <w:tab w:val="left" w:pos="5660"/>
         </w:tabs>
         <w:rPr>
-          <w:rFonts w:ascii="Consolas" w:eastAsiaTheme="minorHAnsi" w:hAnsi="Consolas" w:cs="Consolas" w:hint="eastAsia"/>
+          <w:rFonts w:ascii="Consolas" w:eastAsiaTheme="minorHAnsi" w:hAnsi="Consolas" w:cs="Consolas"/>
           <w:sz w:val="24"/>
           <w:szCs w:val="24"/>
         </w:rPr>
@@ -13317,7 +13317,7 @@
     <w:p>
       <w:pPr>
         <w:rPr>
-          <w:rFonts w:ascii="Consolas" w:eastAsiaTheme="minorHAnsi" w:hAnsi="Consolas" w:cs="Consolas" w:hint="eastAsia"/>
+          <w:rFonts w:ascii="Consolas" w:eastAsiaTheme="minorHAnsi" w:hAnsi="Consolas" w:cs="Consolas"/>
           <w:sz w:val="24"/>
           <w:szCs w:val="24"/>
         </w:rPr>
@@ -13410,8 +13410,6 @@
         </w:rPr>
         <w:t>스택에서 자연수 3개를 뺐다.</w:t>
       </w:r>
-      <w:bookmarkStart w:id="1" w:name="_GoBack"/>
-      <w:bookmarkEnd w:id="1"/>
     </w:p>
     <w:p>
       <w:pPr>
@@ -13447,7 +13445,6 @@
       <w:pPr>
         <w:pStyle w:val="ab"/>
         <w:rPr>
-          <w:rFonts w:hint="eastAsia"/>
           <w:lang w:eastAsia="ko-KR"/>
         </w:rPr>
       </w:pPr>
@@ -13599,7 +13596,7 @@
               <w:widowControl w:val="0"/>
               <w:spacing w:line="240" w:lineRule="auto"/>
               <w:rPr>
-                <w:rFonts w:asciiTheme="minorHAnsi" w:eastAsiaTheme="minorHAnsi" w:hAnsiTheme="minorHAnsi" w:cs="Consolas" w:hint="eastAsia"/>
+                <w:rFonts w:asciiTheme="minorHAnsi" w:eastAsiaTheme="minorHAnsi" w:hAnsiTheme="minorHAnsi" w:cs="Consolas"/>
                 <w:sz w:val="24"/>
                 <w:szCs w:val="24"/>
               </w:rPr>
@@ -13732,6 +13729,1305 @@
         </w:rPr>
       </w:pPr>
     </w:p>
+    <w:p>
+      <w:pPr>
+        <w:pStyle w:val="ab"/>
+        <w:rPr>
+          <w:rFonts w:eastAsia="DengXian"/>
+          <w:color w:val="FF0000"/>
+        </w:rPr>
+      </w:pPr>
+    </w:p>
+    <w:p>
+      <w:pPr>
+        <w:pStyle w:val="ab"/>
+        <w:rPr>
+          <w:rFonts w:eastAsia="DengXian"/>
+          <w:color w:val="FF0000"/>
+        </w:rPr>
+      </w:pPr>
+    </w:p>
+    <w:p>
+      <w:pPr>
+        <w:pStyle w:val="ab"/>
+        <w:rPr>
+          <w:rFonts w:eastAsia="DengXian"/>
+          <w:color w:val="FF0000"/>
+        </w:rPr>
+      </w:pPr>
+    </w:p>
+    <w:p>
+      <w:pPr>
+        <w:pStyle w:val="ab"/>
+        <w:rPr>
+          <w:rFonts w:eastAsia="DengXian"/>
+          <w:color w:val="FF0000"/>
+        </w:rPr>
+      </w:pPr>
+    </w:p>
+    <w:p>
+      <w:pPr>
+        <w:pStyle w:val="ab"/>
+        <w:rPr>
+          <w:rFonts w:eastAsia="DengXian" w:hint="eastAsia"/>
+          <w:color w:val="FF0000"/>
+        </w:rPr>
+      </w:pPr>
+    </w:p>
+    <w:p>
+      <w:pPr>
+        <w:pStyle w:val="ab"/>
+        <w:rPr>
+          <w:rFonts w:eastAsia="DengXian"/>
+        </w:rPr>
+      </w:pPr>
+    </w:p>
+    <w:p>
+      <w:pPr>
+        <w:pStyle w:val="ab"/>
+        <w:numPr>
+          <w:ilvl w:val="0"/>
+          <w:numId w:val="21"/>
+        </w:numPr>
+        <w:rPr>
+          <w:rFonts w:ascii="Consolas" w:hAnsi="Consolas"/>
+          <w:lang w:eastAsia="ko-KR"/>
+        </w:rPr>
+      </w:pPr>
+      <w:r>
+        <w:rPr>
+          <w:rFonts w:ascii="Consolas" w:hAnsi="Consolas"/>
+        </w:rPr>
+        <w:lastRenderedPageBreak/>
+        <w:t>두</w:t>
+      </w:r>
+      <w:r>
+        <w:rPr>
+          <w:rFonts w:ascii="Consolas" w:hAnsi="Consolas"/>
+        </w:rPr>
+        <w:t xml:space="preserve"> </w:t>
+      </w:r>
+      <w:r>
+        <w:rPr>
+          <w:rFonts w:ascii="Consolas" w:hAnsi="Consolas"/>
+        </w:rPr>
+        <w:t>사람</w:t>
+      </w:r>
+      <w:r>
+        <w:rPr>
+          <w:rFonts w:ascii="Consolas" w:hAnsi="Consolas"/>
+        </w:rPr>
+        <w:t xml:space="preserve"> A</w:t>
+      </w:r>
+      <w:r>
+        <w:rPr>
+          <w:rFonts w:ascii="Consolas" w:hAnsi="Consolas"/>
+        </w:rPr>
+        <w:t>와</w:t>
+      </w:r>
+      <w:r>
+        <w:rPr>
+          <w:rFonts w:ascii="Consolas" w:hAnsi="Consolas"/>
+        </w:rPr>
+        <w:t xml:space="preserve"> B</w:t>
+      </w:r>
+      <w:r>
+        <w:rPr>
+          <w:rFonts w:ascii="Consolas" w:hAnsi="Consolas"/>
+        </w:rPr>
+        <w:t>가</w:t>
+      </w:r>
+      <w:r>
+        <w:rPr>
+          <w:rFonts w:ascii="Consolas" w:hAnsi="Consolas"/>
+        </w:rPr>
+        <w:t xml:space="preserve"> </w:t>
+      </w:r>
+      <w:r>
+        <w:rPr>
+          <w:rFonts w:ascii="Consolas" w:hAnsi="Consolas"/>
+        </w:rPr>
+        <w:t>다음과</w:t>
+      </w:r>
+      <w:r>
+        <w:rPr>
+          <w:rFonts w:ascii="Consolas" w:hAnsi="Consolas"/>
+        </w:rPr>
+        <w:t xml:space="preserve"> </w:t>
+      </w:r>
+      <w:r>
+        <w:rPr>
+          <w:rFonts w:ascii="Consolas" w:hAnsi="Consolas"/>
+        </w:rPr>
+        <w:t>같은</w:t>
+      </w:r>
+      <w:r>
+        <w:rPr>
+          <w:rFonts w:ascii="Consolas" w:hAnsi="Consolas"/>
+        </w:rPr>
+        <w:t xml:space="preserve"> </w:t>
+      </w:r>
+      <w:r>
+        <w:rPr>
+          <w:rFonts w:ascii="Consolas" w:hAnsi="Consolas"/>
+        </w:rPr>
+        <w:t>게임을</w:t>
+      </w:r>
+      <w:r>
+        <w:rPr>
+          <w:rFonts w:ascii="Consolas" w:hAnsi="Consolas"/>
+        </w:rPr>
+        <w:t xml:space="preserve"> </w:t>
+      </w:r>
+      <w:r>
+        <w:rPr>
+          <w:rFonts w:ascii="Consolas" w:hAnsi="Consolas"/>
+        </w:rPr>
+        <w:t>한다</w:t>
+      </w:r>
+      <w:r>
+        <w:rPr>
+          <w:rFonts w:ascii="Consolas" w:hAnsi="Consolas"/>
+        </w:rPr>
+        <w:t>.</w:t>
+      </w:r>
+    </w:p>
+    <w:p>
+      <w:pPr>
+        <w:pStyle w:val="ab"/>
+        <w:rPr>
+          <w:rFonts w:ascii="Consolas" w:hAnsi="Consolas"/>
+        </w:rPr>
+      </w:pPr>
+      <w:r>
+        <w:rPr>
+          <w:rFonts w:ascii="Consolas" w:hAnsi="Consolas"/>
+        </w:rPr>
+        <w:t>처음에</w:t>
+      </w:r>
+      <w:r>
+        <w:rPr>
+          <w:rFonts w:ascii="Consolas" w:hAnsi="Consolas"/>
+        </w:rPr>
+        <w:t xml:space="preserve"> </w:t>
+      </w:r>
+      <w:r>
+        <w:rPr>
+          <w:rFonts w:ascii="Consolas" w:hAnsi="Consolas"/>
+        </w:rPr>
+        <w:t>탁자</w:t>
+      </w:r>
+      <w:r>
+        <w:rPr>
+          <w:rFonts w:ascii="Consolas" w:hAnsi="Consolas"/>
+        </w:rPr>
+        <w:t xml:space="preserve"> </w:t>
+      </w:r>
+      <w:r>
+        <w:rPr>
+          <w:rFonts w:ascii="Consolas" w:hAnsi="Consolas"/>
+        </w:rPr>
+        <w:t>위에</w:t>
+      </w:r>
+      <w:r>
+        <w:rPr>
+          <w:rFonts w:ascii="Consolas" w:hAnsi="Consolas"/>
+        </w:rPr>
+        <w:t xml:space="preserve"> </w:t>
+      </w:r>
+      <m:oMath>
+        <m:r>
+          <w:rPr>
+            <w:rFonts w:ascii="Cambria Math" w:hAnsi="Cambria Math"/>
+          </w:rPr>
+          <m:t>n</m:t>
+        </m:r>
+      </m:oMath>
+      <w:r>
+        <w:rPr>
+          <w:rFonts w:ascii="Consolas" w:hAnsi="Consolas"/>
+        </w:rPr>
+        <w:t>개의</w:t>
+      </w:r>
+      <w:r>
+        <w:rPr>
+          <w:rFonts w:ascii="Consolas" w:hAnsi="Consolas"/>
+        </w:rPr>
+        <w:t xml:space="preserve"> </w:t>
+      </w:r>
+      <w:r>
+        <w:rPr>
+          <w:rFonts w:ascii="Consolas" w:hAnsi="Consolas"/>
+        </w:rPr>
+        <w:t>조약돌이</w:t>
+      </w:r>
+      <w:r>
+        <w:rPr>
+          <w:rFonts w:ascii="Consolas" w:hAnsi="Consolas"/>
+        </w:rPr>
+        <w:t xml:space="preserve"> </w:t>
+      </w:r>
+      <w:r>
+        <w:rPr>
+          <w:rFonts w:ascii="Consolas" w:hAnsi="Consolas"/>
+        </w:rPr>
+        <w:t>있다</w:t>
+      </w:r>
+      <w:r>
+        <w:rPr>
+          <w:rFonts w:ascii="Consolas" w:hAnsi="Consolas"/>
+        </w:rPr>
+        <w:t>.</w:t>
+      </w:r>
+    </w:p>
+    <w:p>
+      <w:pPr>
+        <w:pStyle w:val="ab"/>
+        <w:rPr>
+          <w:rFonts w:ascii="Consolas" w:hAnsi="Consolas"/>
+        </w:rPr>
+      </w:pPr>
+      <w:r>
+        <w:rPr>
+          <w:rFonts w:ascii="Consolas" w:hAnsi="Consolas"/>
+        </w:rPr>
+        <w:t>A</w:t>
+      </w:r>
+      <w:r>
+        <w:rPr>
+          <w:rFonts w:ascii="Consolas" w:hAnsi="Consolas"/>
+        </w:rPr>
+        <w:t>부터</w:t>
+      </w:r>
+      <w:r>
+        <w:rPr>
+          <w:rFonts w:ascii="Consolas" w:hAnsi="Consolas"/>
+        </w:rPr>
+        <w:t xml:space="preserve"> </w:t>
+      </w:r>
+      <w:r>
+        <w:rPr>
+          <w:rFonts w:ascii="Consolas" w:hAnsi="Consolas"/>
+        </w:rPr>
+        <w:t>시작해서</w:t>
+      </w:r>
+      <w:r>
+        <w:rPr>
+          <w:rFonts w:ascii="Consolas" w:hAnsi="Consolas"/>
+        </w:rPr>
+        <w:t xml:space="preserve"> </w:t>
+      </w:r>
+      <w:r>
+        <w:rPr>
+          <w:rFonts w:ascii="Consolas" w:hAnsi="Consolas"/>
+        </w:rPr>
+        <w:t>번갈아</w:t>
+      </w:r>
+      <w:r>
+        <w:rPr>
+          <w:rFonts w:ascii="Consolas" w:hAnsi="Consolas"/>
+        </w:rPr>
+        <w:t xml:space="preserve"> </w:t>
+      </w:r>
+      <w:r>
+        <w:rPr>
+          <w:rFonts w:ascii="Consolas" w:hAnsi="Consolas"/>
+        </w:rPr>
+        <w:t>가면서</w:t>
+      </w:r>
+      <w:r>
+        <w:rPr>
+          <w:rFonts w:ascii="Consolas" w:hAnsi="Consolas"/>
+        </w:rPr>
+        <w:t xml:space="preserve"> </w:t>
+      </w:r>
+      <w:r>
+        <w:rPr>
+          <w:rFonts w:ascii="Consolas" w:hAnsi="Consolas"/>
+        </w:rPr>
+        <w:t>게임을</w:t>
+      </w:r>
+      <w:r>
+        <w:rPr>
+          <w:rFonts w:ascii="Consolas" w:hAnsi="Consolas"/>
+        </w:rPr>
+        <w:t xml:space="preserve"> </w:t>
+      </w:r>
+      <w:r>
+        <w:rPr>
+          <w:rFonts w:ascii="Consolas" w:hAnsi="Consolas"/>
+        </w:rPr>
+        <w:t>진행한다</w:t>
+      </w:r>
+      <w:r>
+        <w:rPr>
+          <w:rFonts w:ascii="Consolas" w:hAnsi="Consolas"/>
+        </w:rPr>
+        <w:t xml:space="preserve">. </w:t>
+      </w:r>
+      <w:r>
+        <w:rPr>
+          <w:rFonts w:ascii="Consolas" w:hAnsi="Consolas"/>
+        </w:rPr>
+        <w:t>자신의</w:t>
+      </w:r>
+      <w:r>
+        <w:rPr>
+          <w:rFonts w:ascii="Consolas" w:hAnsi="Consolas"/>
+        </w:rPr>
+        <w:t xml:space="preserve"> </w:t>
+      </w:r>
+      <w:r>
+        <w:rPr>
+          <w:rFonts w:ascii="Consolas" w:hAnsi="Consolas"/>
+        </w:rPr>
+        <w:t>차례에</w:t>
+      </w:r>
+      <w:r>
+        <w:rPr>
+          <w:rFonts w:ascii="Consolas" w:hAnsi="Consolas"/>
+        </w:rPr>
+        <w:t xml:space="preserve"> </w:t>
+      </w:r>
+      <w:r>
+        <w:rPr>
+          <w:rFonts w:ascii="Consolas" w:hAnsi="Consolas"/>
+        </w:rPr>
+        <w:t>탁자</w:t>
+      </w:r>
+      <w:r>
+        <w:rPr>
+          <w:rFonts w:ascii="Consolas" w:hAnsi="Consolas"/>
+        </w:rPr>
+        <w:t xml:space="preserve"> </w:t>
+      </w:r>
+      <w:r>
+        <w:rPr>
+          <w:rFonts w:ascii="Consolas" w:hAnsi="Consolas"/>
+        </w:rPr>
+        <w:t>위에</w:t>
+      </w:r>
+      <w:r>
+        <w:rPr>
+          <w:rFonts w:ascii="Consolas" w:hAnsi="Consolas"/>
+        </w:rPr>
+        <w:t xml:space="preserve"> </w:t>
+      </w:r>
+      <m:oMath>
+        <m:r>
+          <w:rPr>
+            <w:rFonts w:ascii="Cambria Math" w:hAnsi="Cambria Math"/>
+          </w:rPr>
+          <m:t>k</m:t>
+        </m:r>
+      </m:oMath>
+      <w:r>
+        <w:rPr>
+          <w:rFonts w:ascii="Consolas" w:hAnsi="Consolas"/>
+        </w:rPr>
+        <w:t>개의</w:t>
+      </w:r>
+      <w:r>
+        <w:rPr>
+          <w:rFonts w:ascii="Consolas" w:hAnsi="Consolas"/>
+        </w:rPr>
+        <w:t xml:space="preserve"> </w:t>
+      </w:r>
+      <w:r>
+        <w:rPr>
+          <w:rFonts w:ascii="Consolas" w:hAnsi="Consolas"/>
+        </w:rPr>
+        <w:t>조약돌이</w:t>
+      </w:r>
+      <w:r>
+        <w:rPr>
+          <w:rFonts w:ascii="Consolas" w:hAnsi="Consolas"/>
+        </w:rPr>
+        <w:t xml:space="preserve"> </w:t>
+      </w:r>
+      <w:r>
+        <w:rPr>
+          <w:rFonts w:ascii="Consolas" w:hAnsi="Consolas"/>
+        </w:rPr>
+        <w:t>있다면</w:t>
+      </w:r>
+      <w:r>
+        <w:rPr>
+          <w:rFonts w:ascii="Consolas" w:hAnsi="Consolas"/>
+        </w:rPr>
+        <w:t xml:space="preserve">, 2 </w:t>
+      </w:r>
+      <w:r>
+        <w:rPr>
+          <w:rFonts w:ascii="Consolas" w:hAnsi="Consolas"/>
+        </w:rPr>
+        <w:t>이상</w:t>
+      </w:r>
+      <w:r>
+        <w:rPr>
+          <w:rFonts w:ascii="Consolas" w:hAnsi="Consolas"/>
+        </w:rPr>
+        <w:t xml:space="preserve"> </w:t>
+      </w:r>
+      <m:oMath>
+        <m:r>
+          <w:rPr>
+            <w:rFonts w:ascii="Cambria Math" w:hAnsi="Cambria Math"/>
+          </w:rPr>
+          <m:t>k</m:t>
+        </m:r>
+        <m:r>
+          <m:rPr>
+            <m:sty m:val="p"/>
+          </m:rPr>
+          <w:rPr>
+            <w:rFonts w:ascii="Cambria Math" w:hAnsi="Cambria Math"/>
+          </w:rPr>
+          <m:t>-</m:t>
+        </m:r>
+        <m:r>
+          <w:rPr>
+            <w:rFonts w:ascii="Cambria Math" w:hAnsi="Cambria Math"/>
+          </w:rPr>
+          <m:t>1</m:t>
+        </m:r>
+      </m:oMath>
+      <w:r>
+        <w:rPr>
+          <w:rFonts w:ascii="Consolas" w:hAnsi="Consolas"/>
+        </w:rPr>
+        <w:t xml:space="preserve"> </w:t>
+      </w:r>
+      <w:r>
+        <w:rPr>
+          <w:rFonts w:ascii="Consolas" w:hAnsi="Consolas"/>
+        </w:rPr>
+        <w:t>이하인</w:t>
+      </w:r>
+      <w:r>
+        <w:rPr>
+          <w:rFonts w:ascii="Consolas" w:hAnsi="Consolas"/>
+        </w:rPr>
+        <w:t xml:space="preserve"> </w:t>
+      </w:r>
+      <m:oMath>
+        <m:r>
+          <w:rPr>
+            <w:rFonts w:ascii="Cambria Math" w:hAnsi="Cambria Math"/>
+          </w:rPr>
+          <m:t>k</m:t>
+        </m:r>
+      </m:oMath>
+      <w:r>
+        <w:rPr>
+          <w:rFonts w:ascii="Consolas" w:hAnsi="Consolas"/>
+        </w:rPr>
+        <w:t>의</w:t>
+      </w:r>
+      <w:r>
+        <w:rPr>
+          <w:rFonts w:ascii="Consolas" w:hAnsi="Consolas"/>
+        </w:rPr>
+        <w:t xml:space="preserve"> </w:t>
+      </w:r>
+      <w:r>
+        <w:rPr>
+          <w:rFonts w:ascii="Consolas" w:hAnsi="Consolas"/>
+        </w:rPr>
+        <w:t>약수</w:t>
+      </w:r>
+      <w:r>
+        <w:rPr>
+          <w:rFonts w:ascii="Consolas" w:hAnsi="Consolas"/>
+        </w:rPr>
+        <w:t xml:space="preserve"> </w:t>
+      </w:r>
+      <m:oMath>
+        <m:r>
+          <w:rPr>
+            <w:rFonts w:ascii="Cambria Math" w:hAnsi="Cambria Math"/>
+          </w:rPr>
+          <m:t>d</m:t>
+        </m:r>
+      </m:oMath>
+      <w:r>
+        <w:rPr>
+          <w:rFonts w:ascii="Consolas" w:hAnsi="Consolas"/>
+        </w:rPr>
+        <w:t>를</w:t>
+      </w:r>
+      <w:r>
+        <w:rPr>
+          <w:rFonts w:ascii="Consolas" w:hAnsi="Consolas"/>
+        </w:rPr>
+        <w:t xml:space="preserve"> </w:t>
+      </w:r>
+      <w:r>
+        <w:rPr>
+          <w:rFonts w:ascii="Consolas" w:hAnsi="Consolas"/>
+        </w:rPr>
+        <w:t>원하는</w:t>
+      </w:r>
+      <w:r>
+        <w:rPr>
+          <w:rFonts w:ascii="Consolas" w:hAnsi="Consolas"/>
+        </w:rPr>
+        <w:t xml:space="preserve"> </w:t>
+      </w:r>
+      <w:r>
+        <w:rPr>
+          <w:rFonts w:ascii="Consolas" w:hAnsi="Consolas"/>
+        </w:rPr>
+        <w:t>대로</w:t>
+      </w:r>
+      <w:r>
+        <w:rPr>
+          <w:rFonts w:ascii="Consolas" w:hAnsi="Consolas"/>
+        </w:rPr>
+        <w:t xml:space="preserve"> </w:t>
+      </w:r>
+      <w:r>
+        <w:rPr>
+          <w:rFonts w:ascii="Consolas" w:hAnsi="Consolas"/>
+        </w:rPr>
+        <w:t>골라서</w:t>
+      </w:r>
+      <w:r>
+        <w:rPr>
+          <w:rFonts w:ascii="Consolas" w:hAnsi="Consolas"/>
+        </w:rPr>
+        <w:t xml:space="preserve">, </w:t>
+      </w:r>
+      <m:oMath>
+        <m:r>
+          <w:rPr>
+            <w:rFonts w:ascii="Cambria Math" w:hAnsi="Cambria Math"/>
+          </w:rPr>
+          <m:t>d</m:t>
+        </m:r>
+      </m:oMath>
+      <w:r>
+        <w:rPr>
+          <w:rFonts w:ascii="Consolas" w:hAnsi="Consolas"/>
+        </w:rPr>
+        <w:t>개의</w:t>
+      </w:r>
+      <w:r>
+        <w:rPr>
+          <w:rFonts w:ascii="Consolas" w:hAnsi="Consolas"/>
+        </w:rPr>
+        <w:t xml:space="preserve"> </w:t>
+      </w:r>
+      <w:r>
+        <w:rPr>
+          <w:rFonts w:ascii="Consolas" w:hAnsi="Consolas"/>
+        </w:rPr>
+        <w:t>조약돌을</w:t>
+      </w:r>
+      <w:r>
+        <w:rPr>
+          <w:rFonts w:ascii="Consolas" w:hAnsi="Consolas"/>
+        </w:rPr>
+        <w:t xml:space="preserve"> </w:t>
+      </w:r>
+      <w:r>
+        <w:rPr>
+          <w:rFonts w:ascii="Consolas" w:hAnsi="Consolas"/>
+        </w:rPr>
+        <w:t>가져가야</w:t>
+      </w:r>
+      <w:r>
+        <w:rPr>
+          <w:rFonts w:ascii="Consolas" w:hAnsi="Consolas"/>
+        </w:rPr>
+        <w:t xml:space="preserve"> </w:t>
+      </w:r>
+      <w:r>
+        <w:rPr>
+          <w:rFonts w:ascii="Consolas" w:hAnsi="Consolas"/>
+        </w:rPr>
+        <w:t>한다</w:t>
+      </w:r>
+      <w:r>
+        <w:rPr>
+          <w:rFonts w:ascii="Consolas" w:hAnsi="Consolas"/>
+        </w:rPr>
+        <w:t xml:space="preserve">. </w:t>
+      </w:r>
+      <w:r>
+        <w:rPr>
+          <w:rFonts w:ascii="Consolas" w:hAnsi="Consolas"/>
+        </w:rPr>
+        <w:t>그러한</w:t>
+      </w:r>
+      <w:r>
+        <w:rPr>
+          <w:rFonts w:ascii="Consolas" w:hAnsi="Consolas"/>
+        </w:rPr>
+        <w:t xml:space="preserve"> </w:t>
+      </w:r>
+      <w:r>
+        <w:rPr>
+          <w:rFonts w:ascii="Consolas" w:hAnsi="Consolas"/>
+        </w:rPr>
+        <w:t>약수</w:t>
+      </w:r>
+      <w:r>
+        <w:rPr>
+          <w:rFonts w:ascii="Consolas" w:hAnsi="Consolas"/>
+        </w:rPr>
+        <w:t xml:space="preserve"> </w:t>
+      </w:r>
+      <m:oMath>
+        <m:r>
+          <w:rPr>
+            <w:rFonts w:ascii="Cambria Math" w:hAnsi="Cambria Math"/>
+          </w:rPr>
+          <m:t>d</m:t>
+        </m:r>
+      </m:oMath>
+      <w:r>
+        <w:rPr>
+          <w:rFonts w:ascii="Consolas" w:hAnsi="Consolas"/>
+        </w:rPr>
+        <w:t>가</w:t>
+      </w:r>
+      <w:r>
+        <w:rPr>
+          <w:rFonts w:ascii="Consolas" w:hAnsi="Consolas"/>
+        </w:rPr>
+        <w:t xml:space="preserve"> </w:t>
+      </w:r>
+      <w:r>
+        <w:rPr>
+          <w:rFonts w:ascii="Consolas" w:hAnsi="Consolas"/>
+        </w:rPr>
+        <w:t>존재하지</w:t>
+      </w:r>
+      <w:r>
+        <w:rPr>
+          <w:rFonts w:ascii="Consolas" w:hAnsi="Consolas"/>
+        </w:rPr>
+        <w:t xml:space="preserve"> </w:t>
+      </w:r>
+      <w:r>
+        <w:rPr>
+          <w:rFonts w:ascii="Consolas" w:hAnsi="Consolas"/>
+        </w:rPr>
+        <w:t>않아서</w:t>
+      </w:r>
+      <w:r>
+        <w:rPr>
+          <w:rFonts w:ascii="Consolas" w:hAnsi="Consolas"/>
+        </w:rPr>
+        <w:t xml:space="preserve"> </w:t>
+      </w:r>
+      <w:r>
+        <w:rPr>
+          <w:rFonts w:ascii="Consolas" w:hAnsi="Consolas"/>
+        </w:rPr>
+        <w:t>더</w:t>
+      </w:r>
+      <w:r>
+        <w:rPr>
+          <w:rFonts w:ascii="Consolas" w:hAnsi="Consolas"/>
+        </w:rPr>
+        <w:t xml:space="preserve"> </w:t>
+      </w:r>
+      <w:r>
+        <w:rPr>
+          <w:rFonts w:ascii="Consolas" w:hAnsi="Consolas"/>
+        </w:rPr>
+        <w:t>이상</w:t>
+      </w:r>
+      <w:r>
+        <w:rPr>
+          <w:rFonts w:ascii="Consolas" w:hAnsi="Consolas"/>
+        </w:rPr>
+        <w:t xml:space="preserve"> </w:t>
+      </w:r>
+      <w:r>
+        <w:rPr>
+          <w:rFonts w:ascii="Consolas" w:hAnsi="Consolas"/>
+        </w:rPr>
+        <w:t>조약돌을</w:t>
+      </w:r>
+      <w:r>
+        <w:rPr>
+          <w:rFonts w:ascii="Consolas" w:hAnsi="Consolas"/>
+        </w:rPr>
+        <w:t xml:space="preserve"> </w:t>
+      </w:r>
+      <w:r>
+        <w:rPr>
+          <w:rFonts w:ascii="Consolas" w:hAnsi="Consolas"/>
+        </w:rPr>
+        <w:t>가져갈</w:t>
+      </w:r>
+      <w:r>
+        <w:rPr>
+          <w:rFonts w:ascii="Consolas" w:hAnsi="Consolas"/>
+        </w:rPr>
+        <w:t xml:space="preserve"> </w:t>
+      </w:r>
+      <w:r>
+        <w:rPr>
+          <w:rFonts w:ascii="Consolas" w:hAnsi="Consolas"/>
+        </w:rPr>
+        <w:t>수</w:t>
+      </w:r>
+      <w:r>
+        <w:rPr>
+          <w:rFonts w:ascii="Consolas" w:hAnsi="Consolas"/>
+        </w:rPr>
+        <w:t xml:space="preserve"> </w:t>
+      </w:r>
+      <w:r>
+        <w:rPr>
+          <w:rFonts w:ascii="Consolas" w:hAnsi="Consolas"/>
+        </w:rPr>
+        <w:t>없는</w:t>
+      </w:r>
+      <w:r>
+        <w:rPr>
+          <w:rFonts w:ascii="Consolas" w:hAnsi="Consolas"/>
+        </w:rPr>
+        <w:t xml:space="preserve"> </w:t>
+      </w:r>
+      <w:r>
+        <w:rPr>
+          <w:rFonts w:ascii="Consolas" w:hAnsi="Consolas"/>
+        </w:rPr>
+        <w:t>사람이</w:t>
+      </w:r>
+      <w:r>
+        <w:rPr>
+          <w:rFonts w:ascii="Consolas" w:hAnsi="Consolas"/>
+        </w:rPr>
+        <w:t xml:space="preserve"> </w:t>
+      </w:r>
+      <w:r>
+        <w:rPr>
+          <w:rFonts w:ascii="Consolas" w:hAnsi="Consolas"/>
+        </w:rPr>
+        <w:t>진다</w:t>
+      </w:r>
+      <w:r>
+        <w:rPr>
+          <w:rFonts w:ascii="Consolas" w:hAnsi="Consolas"/>
+        </w:rPr>
+        <w:t>.</w:t>
+      </w:r>
+    </w:p>
+    <w:p>
+      <w:pPr>
+        <w:pStyle w:val="ab"/>
+        <w:rPr>
+          <w:rFonts w:ascii="Consolas" w:hAnsi="Consolas"/>
+        </w:rPr>
+      </w:pPr>
+      <w:r>
+        <w:rPr>
+          <w:rFonts w:ascii="Consolas" w:hAnsi="Consolas"/>
+        </w:rPr>
+        <w:t>A</w:t>
+      </w:r>
+      <w:r>
+        <w:rPr>
+          <w:rFonts w:ascii="Consolas" w:hAnsi="Consolas"/>
+        </w:rPr>
+        <w:t>와</w:t>
+      </w:r>
+      <w:r>
+        <w:rPr>
+          <w:rFonts w:ascii="Consolas" w:hAnsi="Consolas"/>
+        </w:rPr>
+        <w:t xml:space="preserve"> B </w:t>
+      </w:r>
+      <w:r>
+        <w:rPr>
+          <w:rFonts w:ascii="Consolas" w:hAnsi="Consolas"/>
+        </w:rPr>
+        <w:t>모두</w:t>
+      </w:r>
+      <w:r>
+        <w:rPr>
+          <w:rFonts w:ascii="Consolas" w:hAnsi="Consolas"/>
+        </w:rPr>
+        <w:t xml:space="preserve"> </w:t>
+      </w:r>
+      <w:r>
+        <w:rPr>
+          <w:rFonts w:ascii="Consolas" w:hAnsi="Consolas"/>
+        </w:rPr>
+        <w:t>항상</w:t>
+      </w:r>
+      <w:r>
+        <w:rPr>
+          <w:rFonts w:ascii="Consolas" w:hAnsi="Consolas"/>
+        </w:rPr>
+        <w:t xml:space="preserve"> </w:t>
+      </w:r>
+      <w:r>
+        <w:rPr>
+          <w:rFonts w:ascii="Consolas" w:hAnsi="Consolas"/>
+        </w:rPr>
+        <w:t>자신이</w:t>
+      </w:r>
+      <w:r>
+        <w:rPr>
+          <w:rFonts w:ascii="Consolas" w:hAnsi="Consolas"/>
+        </w:rPr>
+        <w:t xml:space="preserve"> </w:t>
+      </w:r>
+      <w:r>
+        <w:rPr>
+          <w:rFonts w:ascii="Consolas" w:hAnsi="Consolas"/>
+        </w:rPr>
+        <w:t>이기기</w:t>
+      </w:r>
+      <w:r>
+        <w:rPr>
+          <w:rFonts w:ascii="Consolas" w:hAnsi="Consolas"/>
+        </w:rPr>
+        <w:t xml:space="preserve"> </w:t>
+      </w:r>
+      <w:r>
+        <w:rPr>
+          <w:rFonts w:ascii="Consolas" w:hAnsi="Consolas"/>
+        </w:rPr>
+        <w:t>위해</w:t>
+      </w:r>
+      <w:r>
+        <w:rPr>
+          <w:rFonts w:ascii="Consolas" w:hAnsi="Consolas"/>
+        </w:rPr>
+        <w:t xml:space="preserve"> </w:t>
+      </w:r>
+      <w:r>
+        <w:rPr>
+          <w:rFonts w:ascii="Consolas" w:hAnsi="Consolas"/>
+        </w:rPr>
+        <w:t>최선을</w:t>
+      </w:r>
+      <w:r>
+        <w:rPr>
+          <w:rFonts w:ascii="Consolas" w:hAnsi="Consolas"/>
+        </w:rPr>
+        <w:t xml:space="preserve"> </w:t>
+      </w:r>
+      <w:r>
+        <w:rPr>
+          <w:rFonts w:ascii="Consolas" w:hAnsi="Consolas"/>
+        </w:rPr>
+        <w:t>다한다</w:t>
+      </w:r>
+      <w:r>
+        <w:rPr>
+          <w:rFonts w:ascii="Consolas" w:hAnsi="Consolas"/>
+        </w:rPr>
+        <w:t>.</w:t>
+      </w:r>
+    </w:p>
+    <w:p>
+      <w:pPr>
+        <w:pStyle w:val="ab"/>
+        <w:rPr>
+          <w:rFonts w:ascii="Consolas" w:hAnsi="Consolas" w:hint="eastAsia"/>
+          <w:lang w:eastAsia="ko-KR"/>
+        </w:rPr>
+      </w:pPr>
+      <w:r>
+        <w:rPr>
+          <w:rFonts w:ascii="Consolas" w:hAnsi="Consolas"/>
+        </w:rPr>
+        <w:t xml:space="preserve">1 </w:t>
+      </w:r>
+      <w:r>
+        <w:rPr>
+          <w:rFonts w:ascii="Consolas" w:hAnsi="Consolas"/>
+        </w:rPr>
+        <w:t>이상</w:t>
+      </w:r>
+      <w:r>
+        <w:rPr>
+          <w:rFonts w:ascii="Consolas" w:hAnsi="Consolas"/>
+        </w:rPr>
+        <w:t xml:space="preserve"> 1000 </w:t>
+      </w:r>
+      <w:r>
+        <w:rPr>
+          <w:rFonts w:ascii="Consolas" w:hAnsi="Consolas"/>
+        </w:rPr>
+        <w:t>이하의</w:t>
+      </w:r>
+      <w:r>
+        <w:rPr>
+          <w:rFonts w:ascii="Consolas" w:hAnsi="Consolas"/>
+        </w:rPr>
+        <w:t xml:space="preserve"> </w:t>
+      </w:r>
+      <w:r>
+        <w:rPr>
+          <w:rFonts w:ascii="Consolas" w:hAnsi="Consolas"/>
+        </w:rPr>
+        <w:t>모든</w:t>
+      </w:r>
+      <w:r>
+        <w:rPr>
+          <w:rFonts w:ascii="Consolas" w:hAnsi="Consolas"/>
+        </w:rPr>
+        <w:t xml:space="preserve"> </w:t>
+      </w:r>
+      <w:r>
+        <w:rPr>
+          <w:rFonts w:ascii="Consolas" w:hAnsi="Consolas"/>
+        </w:rPr>
+        <w:t>자연수</w:t>
+      </w:r>
+      <w:r>
+        <w:rPr>
+          <w:rFonts w:ascii="Consolas" w:hAnsi="Consolas"/>
+        </w:rPr>
+        <w:t xml:space="preserve"> </w:t>
+      </w:r>
+      <m:oMath>
+        <m:r>
+          <w:rPr>
+            <w:rFonts w:ascii="Cambria Math" w:hAnsi="Cambria Math"/>
+          </w:rPr>
+          <m:t>n</m:t>
+        </m:r>
+      </m:oMath>
+      <w:r>
+        <w:rPr>
+          <w:rFonts w:ascii="Consolas" w:hAnsi="Consolas"/>
+        </w:rPr>
+        <w:t xml:space="preserve"> </w:t>
+      </w:r>
+      <w:r>
+        <w:rPr>
+          <w:rFonts w:ascii="Consolas" w:hAnsi="Consolas"/>
+        </w:rPr>
+        <w:t>가운데</w:t>
+      </w:r>
+      <w:r>
+        <w:rPr>
+          <w:rFonts w:ascii="Consolas" w:hAnsi="Consolas"/>
+        </w:rPr>
+        <w:t xml:space="preserve">, </w:t>
+      </w:r>
+      <w:r>
+        <w:rPr>
+          <w:rFonts w:ascii="Consolas" w:hAnsi="Consolas"/>
+        </w:rPr>
+        <w:t>위와</w:t>
+      </w:r>
+      <w:r>
+        <w:rPr>
+          <w:rFonts w:ascii="Consolas" w:hAnsi="Consolas"/>
+        </w:rPr>
+        <w:t xml:space="preserve"> </w:t>
+      </w:r>
+      <w:r>
+        <w:rPr>
+          <w:rFonts w:ascii="Consolas" w:hAnsi="Consolas"/>
+        </w:rPr>
+        <w:t>같은</w:t>
+      </w:r>
+      <w:r>
+        <w:rPr>
+          <w:rFonts w:ascii="Consolas" w:hAnsi="Consolas"/>
+        </w:rPr>
+        <w:t xml:space="preserve"> </w:t>
+      </w:r>
+      <w:r>
+        <w:rPr>
+          <w:rFonts w:ascii="Consolas" w:hAnsi="Consolas"/>
+        </w:rPr>
+        <w:t>게임에서</w:t>
+      </w:r>
+      <w:r>
+        <w:rPr>
+          <w:rFonts w:ascii="Consolas" w:hAnsi="Consolas"/>
+        </w:rPr>
+        <w:t xml:space="preserve"> A</w:t>
+      </w:r>
+      <w:r>
+        <w:rPr>
+          <w:rFonts w:ascii="Consolas" w:hAnsi="Consolas"/>
+        </w:rPr>
+        <w:t>가</w:t>
+      </w:r>
+      <w:r>
+        <w:rPr>
+          <w:rFonts w:ascii="Consolas" w:hAnsi="Consolas"/>
+        </w:rPr>
+        <w:t xml:space="preserve"> </w:t>
+      </w:r>
+      <w:r>
+        <w:rPr>
+          <w:rFonts w:ascii="Consolas" w:hAnsi="Consolas"/>
+        </w:rPr>
+        <w:t>이기도록</w:t>
+      </w:r>
+      <w:r>
+        <w:rPr>
+          <w:rFonts w:ascii="Consolas" w:hAnsi="Consolas"/>
+        </w:rPr>
+        <w:t xml:space="preserve"> </w:t>
+      </w:r>
+      <w:r>
+        <w:rPr>
+          <w:rFonts w:ascii="Consolas" w:hAnsi="Consolas"/>
+        </w:rPr>
+        <w:t>하는</w:t>
+      </w:r>
+      <w:r>
+        <w:rPr>
+          <w:rFonts w:ascii="Consolas" w:hAnsi="Consolas"/>
+        </w:rPr>
+        <w:t xml:space="preserve"> </w:t>
+      </w:r>
+      <m:oMath>
+        <m:r>
+          <w:rPr>
+            <w:rFonts w:ascii="Cambria Math" w:hAnsi="Cambria Math"/>
+          </w:rPr>
+          <m:t>n</m:t>
+        </m:r>
+      </m:oMath>
+      <w:r>
+        <w:rPr>
+          <w:rFonts w:ascii="Consolas" w:hAnsi="Consolas"/>
+        </w:rPr>
+        <w:t>의</w:t>
+      </w:r>
+      <w:r>
+        <w:rPr>
+          <w:rFonts w:ascii="Consolas" w:hAnsi="Consolas"/>
+        </w:rPr>
+        <w:t xml:space="preserve"> </w:t>
+      </w:r>
+      <w:r>
+        <w:rPr>
+          <w:rFonts w:ascii="Consolas" w:hAnsi="Consolas"/>
+        </w:rPr>
+        <w:t>개수는</w:t>
+      </w:r>
+      <w:r>
+        <w:rPr>
+          <w:rFonts w:ascii="Consolas" w:hAnsi="Consolas"/>
+        </w:rPr>
+        <w:t>?</w:t>
+      </w:r>
+      <w:r>
+        <w:rPr>
+          <w:rFonts w:ascii="Consolas" w:hAnsi="Consolas" w:hint="eastAsia"/>
+          <w:lang w:eastAsia="ko-KR"/>
+        </w:rPr>
+        <w:t xml:space="preserve"> </w:t>
+      </w:r>
+    </w:p>
+    <w:tbl>
+      <w:tblPr>
+        <w:tblW w:w="9360" w:type="dxa"/>
+        <w:tblBorders>
+          <w:top w:val="single" w:sz="8" w:space="0" w:color="000000"/>
+          <w:left w:val="single" w:sz="8" w:space="0" w:color="000000"/>
+          <w:bottom w:val="single" w:sz="8" w:space="0" w:color="000000"/>
+          <w:right w:val="single" w:sz="8" w:space="0" w:color="000000"/>
+          <w:insideH w:val="single" w:sz="8" w:space="0" w:color="000000"/>
+          <w:insideV w:val="single" w:sz="8" w:space="0" w:color="000000"/>
+        </w:tblBorders>
+        <w:tblLayout w:type="fixed"/>
+        <w:tblLook w:val="0600" w:firstRow="0" w:lastRow="0" w:firstColumn="0" w:lastColumn="0" w:noHBand="1" w:noVBand="1"/>
+      </w:tblPr>
+      <w:tblGrid>
+        <w:gridCol w:w="1872"/>
+        <w:gridCol w:w="1872"/>
+        <w:gridCol w:w="1872"/>
+        <w:gridCol w:w="1872"/>
+        <w:gridCol w:w="1872"/>
+      </w:tblGrid>
+      <w:tr>
+        <w:tc>
+          <w:tcPr>
+            <w:tcW w:w="1872" w:type="dxa"/>
+            <w:tcBorders>
+              <w:top w:val="single" w:sz="8" w:space="0" w:color="FFFFFF"/>
+              <w:left w:val="single" w:sz="8" w:space="0" w:color="FFFFFF"/>
+              <w:bottom w:val="single" w:sz="4" w:space="0" w:color="auto"/>
+              <w:right w:val="single" w:sz="8" w:space="0" w:color="FFFFFF"/>
+            </w:tcBorders>
+            <w:shd w:val="clear" w:color="auto" w:fill="auto"/>
+            <w:tcMar>
+              <w:top w:w="100" w:type="dxa"/>
+              <w:left w:w="100" w:type="dxa"/>
+              <w:bottom w:w="100" w:type="dxa"/>
+              <w:right w:w="100" w:type="dxa"/>
+            </w:tcMar>
+          </w:tcPr>
+          <w:p>
+            <w:pPr>
+              <w:widowControl w:val="0"/>
+              <w:spacing w:line="240" w:lineRule="auto"/>
+              <w:rPr>
+                <w:rFonts w:ascii="Consolas" w:eastAsiaTheme="minorHAnsi" w:hAnsi="Consolas" w:cs="Consolas"/>
+                <w:sz w:val="24"/>
+                <w:szCs w:val="24"/>
+              </w:rPr>
+            </w:pPr>
+            <w:r>
+              <w:rPr>
+                <w:rFonts w:ascii="Consolas" w:eastAsiaTheme="minorHAnsi" w:hAnsi="Consolas" w:cs="Consolas"/>
+                <w:sz w:val="24"/>
+                <w:szCs w:val="24"/>
+              </w:rPr>
+              <w:t>정답</w:t>
+            </w:r>
+            <w:r>
+              <w:rPr>
+                <w:rFonts w:ascii="Consolas" w:eastAsiaTheme="minorHAnsi" w:hAnsi="Consolas" w:cs="Consolas"/>
+                <w:sz w:val="24"/>
+                <w:szCs w:val="24"/>
+              </w:rPr>
+              <w:t xml:space="preserve">: </w:t>
+            </w:r>
+          </w:p>
+        </w:tc>
+        <w:tc>
+          <w:tcPr>
+            <w:tcW w:w="1872" w:type="dxa"/>
+            <w:tcBorders>
+              <w:top w:val="single" w:sz="8" w:space="0" w:color="FFFFFF"/>
+              <w:left w:val="single" w:sz="8" w:space="0" w:color="FFFFFF"/>
+              <w:bottom w:val="single" w:sz="4" w:space="0" w:color="auto"/>
+              <w:right w:val="single" w:sz="8" w:space="0" w:color="FFFFFF"/>
+            </w:tcBorders>
+            <w:shd w:val="clear" w:color="auto" w:fill="auto"/>
+            <w:tcMar>
+              <w:top w:w="100" w:type="dxa"/>
+              <w:left w:w="100" w:type="dxa"/>
+              <w:bottom w:w="100" w:type="dxa"/>
+              <w:right w:w="100" w:type="dxa"/>
+            </w:tcMar>
+          </w:tcPr>
+          <w:p>
+            <w:pPr>
+              <w:widowControl w:val="0"/>
+              <w:spacing w:line="240" w:lineRule="auto"/>
+              <w:rPr>
+                <w:rFonts w:ascii="Consolas" w:eastAsiaTheme="minorHAnsi" w:hAnsi="Consolas" w:cs="Consolas"/>
+                <w:sz w:val="24"/>
+                <w:szCs w:val="24"/>
+              </w:rPr>
+            </w:pPr>
+          </w:p>
+        </w:tc>
+        <w:tc>
+          <w:tcPr>
+            <w:tcW w:w="1872" w:type="dxa"/>
+            <w:tcBorders>
+              <w:top w:val="single" w:sz="8" w:space="0" w:color="FFFFFF"/>
+              <w:left w:val="single" w:sz="8" w:space="0" w:color="FFFFFF"/>
+              <w:bottom w:val="single" w:sz="4" w:space="0" w:color="auto"/>
+              <w:right w:val="single" w:sz="8" w:space="0" w:color="FFFFFF"/>
+            </w:tcBorders>
+            <w:shd w:val="clear" w:color="auto" w:fill="auto"/>
+            <w:tcMar>
+              <w:top w:w="100" w:type="dxa"/>
+              <w:left w:w="100" w:type="dxa"/>
+              <w:bottom w:w="100" w:type="dxa"/>
+              <w:right w:w="100" w:type="dxa"/>
+            </w:tcMar>
+          </w:tcPr>
+          <w:p>
+            <w:pPr>
+              <w:widowControl w:val="0"/>
+              <w:spacing w:line="240" w:lineRule="auto"/>
+              <w:rPr>
+                <w:rFonts w:ascii="Consolas" w:eastAsiaTheme="minorHAnsi" w:hAnsi="Consolas" w:cs="Consolas"/>
+                <w:sz w:val="24"/>
+                <w:szCs w:val="24"/>
+              </w:rPr>
+            </w:pPr>
+          </w:p>
+        </w:tc>
+        <w:tc>
+          <w:tcPr>
+            <w:tcW w:w="1872" w:type="dxa"/>
+            <w:tcBorders>
+              <w:top w:val="single" w:sz="8" w:space="0" w:color="FFFFFF"/>
+              <w:left w:val="single" w:sz="8" w:space="0" w:color="FFFFFF"/>
+              <w:bottom w:val="single" w:sz="4" w:space="0" w:color="auto"/>
+              <w:right w:val="single" w:sz="8" w:space="0" w:color="FFFFFF"/>
+            </w:tcBorders>
+            <w:shd w:val="clear" w:color="auto" w:fill="auto"/>
+            <w:tcMar>
+              <w:top w:w="100" w:type="dxa"/>
+              <w:left w:w="100" w:type="dxa"/>
+              <w:bottom w:w="100" w:type="dxa"/>
+              <w:right w:w="100" w:type="dxa"/>
+            </w:tcMar>
+          </w:tcPr>
+          <w:p>
+            <w:pPr>
+              <w:widowControl w:val="0"/>
+              <w:spacing w:line="240" w:lineRule="auto"/>
+              <w:rPr>
+                <w:rFonts w:ascii="Consolas" w:eastAsiaTheme="minorHAnsi" w:hAnsi="Consolas" w:cs="Consolas"/>
+                <w:sz w:val="24"/>
+                <w:szCs w:val="24"/>
+              </w:rPr>
+            </w:pPr>
+          </w:p>
+        </w:tc>
+        <w:tc>
+          <w:tcPr>
+            <w:tcW w:w="1872" w:type="dxa"/>
+            <w:tcBorders>
+              <w:top w:val="single" w:sz="8" w:space="0" w:color="FFFFFF"/>
+              <w:left w:val="single" w:sz="8" w:space="0" w:color="FFFFFF"/>
+              <w:bottom w:val="single" w:sz="4" w:space="0" w:color="auto"/>
+              <w:right w:val="single" w:sz="8" w:space="0" w:color="FFFFFF"/>
+            </w:tcBorders>
+            <w:shd w:val="clear" w:color="auto" w:fill="auto"/>
+            <w:tcMar>
+              <w:top w:w="100" w:type="dxa"/>
+              <w:left w:w="100" w:type="dxa"/>
+              <w:bottom w:w="100" w:type="dxa"/>
+              <w:right w:w="100" w:type="dxa"/>
+            </w:tcMar>
+          </w:tcPr>
+          <w:p>
+            <w:pPr>
+              <w:widowControl w:val="0"/>
+              <w:spacing w:line="240" w:lineRule="auto"/>
+              <w:rPr>
+                <w:rFonts w:ascii="Consolas" w:eastAsiaTheme="minorHAnsi" w:hAnsi="Consolas" w:cs="Consolas"/>
+                <w:sz w:val="24"/>
+                <w:szCs w:val="24"/>
+              </w:rPr>
+            </w:pPr>
+          </w:p>
+        </w:tc>
+      </w:tr>
+    </w:tbl>
+    <w:p>
+      <w:pPr>
+        <w:tabs>
+          <w:tab w:val="left" w:pos="5660"/>
+        </w:tabs>
+        <w:rPr>
+          <w:rFonts w:ascii="Consolas" w:eastAsiaTheme="minorHAnsi" w:hAnsi="Consolas" w:cs="Consolas" w:hint="eastAsia"/>
+          <w:sz w:val="24"/>
+          <w:szCs w:val="24"/>
+        </w:rPr>
+      </w:pPr>
+      <w:bookmarkStart w:id="1" w:name="_GoBack"/>
+      <w:bookmarkEnd w:id="1"/>
+    </w:p>
     <w:sectPr>
       <w:headerReference w:type="even" r:id="rId8"/>
       <w:headerReference w:type="default" r:id="rId9"/>
@@ -13882,7 +15178,7 @@
                 <w:bCs/>
                 <w:noProof/>
               </w:rPr>
-              <w:t>6</w:t>
+              <w:t>7</w:t>
             </w:r>
             <w:r>
               <w:rPr>
@@ -14086,7 +15382,7 @@
                 <w:bCs/>
                 <w:noProof/>
               </w:rPr>
-              <w:t>6</w:t>
+              <w:t>7</w:t>
             </w:r>
             <w:r>
               <w:rPr>
@@ -17037,7 +18333,7 @@
   </w:latentStyles>
   <w:style w:type="paragraph" w:default="1" w:styleId="a">
     <w:name w:val="Normal"/>
-    <w:rsid w:val="00794343"/>
+    <w:rsid w:val="006E5F70"/>
     <w:pPr>
       <w:spacing w:after="0" w:line="276" w:lineRule="auto"/>
       <w:jc w:val="left"/>
@@ -17635,7 +18931,7 @@
 </file>
 
 <file path=customXml/itemProps1.xml><?xml version="1.0" encoding="utf-8"?>
-<ds:datastoreItem xmlns:ds="http://schemas.openxmlformats.org/officeDocument/2006/customXml" ds:itemID="{6C7D56B4-EB99-4510-8C17-DB1A77DBBB5E}">
+<ds:datastoreItem xmlns:ds="http://schemas.openxmlformats.org/officeDocument/2006/customXml" ds:itemID="{098C1FDC-BC40-4751-941D-F46749EDCC01}">
   <ds:schemaRefs>
     <ds:schemaRef ds:uri="http://schemas.openxmlformats.org/officeDocument/2006/bibliography"/>
   </ds:schemaRefs>
